--- a/enonces/STA_enonces.docx
+++ b/enonces/STA_enonces.docx
@@ -1329,7 +1329,7 @@
           <w:sz w:val="22"/>
           <w:szCs w:val="22"/>
         </w:rPr>
-        <w:t xml:space="preserve">Reservation n3 : Grace Hopper</w:t>
+        <w:t xml:space="preserve">Reservation n3 : Grace Hopper</w:t>
       </w:r>
       <w:r>
         <w:rPr>

--- a/enonces/STA_enonces.docx
+++ b/enonces/STA_enonces.docx
@@ -4,7 +4,52 @@
   <w:body>
     <w:p>
       <w:pPr>
-        <w:spacing w:after="120" w:before="1200"/>
+        <w:spacing w:after="0"/>
+      </w:pPr>
+      <w:r>
+        <w:drawing>
+          <wp:inline distT="0" distB="0" distL="0" distR="0">
+            <wp:extent cx="1514475" cy="723900"/>
+            <wp:effectExtent t="0" r="0" b="0" l="0"/>
+            <wp:docPr id="1" name="logo" descr="Logo de l'EPHEC" title="EPHEC"/>
+            <wp:cNvGraphicFramePr>
+              <a:graphicFrameLocks xmlns:a="http://schemas.openxmlformats.org/drawingml/2006/main" noChangeAspect="1"/>
+            </wp:cNvGraphicFramePr>
+            <a:graphic xmlns:a="http://schemas.openxmlformats.org/drawingml/2006/main">
+              <a:graphicData uri="http://schemas.openxmlformats.org/drawingml/2006/picture">
+                <pic:pic xmlns:pic="http://schemas.openxmlformats.org/drawingml/2006/picture">
+                  <pic:nvPicPr>
+                    <pic:cNvPr id="0" name="" descr=""/>
+                    <pic:cNvPicPr>
+                      <a:picLocks noChangeAspect="1" noChangeArrowheads="1"/>
+                    </pic:cNvPicPr>
+                  </pic:nvPicPr>
+                  <pic:blipFill>
+                    <a:blip r:embed="rId7" cstate="none"/>
+                    <a:srcRect/>
+                    <a:stretch>
+                      <a:fillRect/>
+                    </a:stretch>
+                  </pic:blipFill>
+                  <pic:spPr bwMode="auto">
+                    <a:xfrm>
+                      <a:off x="0" y="0"/>
+                      <a:ext cx="1514475" cy="723900"/>
+                    </a:xfrm>
+                    <a:prstGeom prst="rect">
+                      <a:avLst/>
+                    </a:prstGeom>
+                  </pic:spPr>
+                </pic:pic>
+              </a:graphicData>
+            </a:graphic>
+          </wp:inline>
+        </w:drawing>
+      </w:r>
+    </w:p>
+    <w:p>
+      <w:pPr>
+        <w:spacing w:after="120" w:before="700"/>
         <w:jc w:val="center"/>
       </w:pPr>
       <w:r>
@@ -64,6 +109,7 @@
     </w:p>
     <w:p>
       <w:pPr>
+        <w:keepNext w:val="false"/>
         <w:spacing w:after="120"/>
         <w:jc w:val="center"/>
       </w:pPr>
@@ -78,6 +124,7 @@
     </w:p>
     <w:p>
       <w:pPr>
+        <w:keepNext w:val="false"/>
         <w:spacing w:after="120"/>
         <w:jc w:val="center"/>
       </w:pPr>
@@ -117,32 +164,736 @@
         <w:t xml:space="preserve">Comment travailler ces exercices</w:t>
       </w:r>
     </w:p>
+    <w:tbl>
+      <w:tblPr>
+        <w:tblW w:type="dxa" w:w="9360"/>
+        <w:tblBorders>
+          <w:top w:val="single" w:color="BFBFBF" w:sz="2"/>
+          <w:left w:val="single" w:color="BFBFBF" w:sz="2"/>
+          <w:bottom w:val="single" w:color="BFBFBF" w:sz="2"/>
+          <w:right w:val="single" w:color="BFBFBF" w:sz="2"/>
+          <w:insideH w:val="none"/>
+          <w:insideV w:val="none"/>
+        </w:tblBorders>
+      </w:tblPr>
+      <w:tblGrid>
+        <w:gridCol w:w="9360"/>
+      </w:tblGrid>
+      <w:tr>
+        <w:trPr>
+          <w:cantSplit/>
+        </w:trPr>
+        <w:tc>
+          <w:tcPr>
+            <w:tcW w:type="dxa" w:w="9360"/>
+            <w:shd w:fill="F2F2F2" w:val="clear"/>
+            <w:tcMar>
+              <w:top w:type="dxa" w:w="140"/>
+              <w:left w:type="dxa" w:w="180"/>
+              <w:bottom w:type="dxa" w:w="140"/>
+              <w:right w:type="dxa" w:w="180"/>
+            </w:tcMar>
+          </w:tcPr>
+          <w:p>
+            <w:pPr>
+              <w:keepNext/>
+              <w:spacing w:after="100" w:before="0"/>
+            </w:pPr>
+            <w:r>
+              <w:rPr>
+                <w:sz w:val="22"/>
+                <w:szCs w:val="22"/>
+              </w:rPr>
+              <w:t xml:space="preserve">Les exercices de ce thème se trouvent tous dans </w:t>
+            </w:r>
+            <w:r>
+              <w:rPr>
+                <w:rFonts w:ascii="Consolas" w:hAnsi="Consolas" w:cs="Consolas"/>
+                <w:color w:val="E97132" w:themeColor="accent2"/>
+                <w:sz w:val="18"/>
+                <w:szCs w:val="18"/>
+              </w:rPr>
+              <w:t xml:space="preserve">be.ephec.java.sta</w:t>
+            </w:r>
+            <w:r>
+              <w:rPr>
+                <w:sz w:val="22"/>
+                <w:szCs w:val="22"/>
+              </w:rPr>
+              <w:t xml:space="preserve">, chacun dans un sous-package.</w:t>
+            </w:r>
+          </w:p>
+          <w:p>
+            <w:pPr>
+              <w:keepNext/>
+              <w:spacing w:after="100" w:before="0"/>
+            </w:pPr>
+            <w:r>
+              <w:rPr>
+                <w:b/>
+                <w:bCs/>
+                <w:sz w:val="22"/>
+                <w:szCs w:val="22"/>
+              </w:rPr>
+              <w:t xml:space="preserve">Chaque exercice est autonome. </w:t>
+            </w:r>
+            <w:r>
+              <w:rPr>
+                <w:sz w:val="22"/>
+                <w:szCs w:val="22"/>
+              </w:rPr>
+              <w:t xml:space="preserve">Son package contient tout ce dont il a besoin et n'importe jamais une classe d'un autre exercice. </w:t>
+            </w:r>
+            <w:r>
+              <w:rPr>
+                <w:sz w:val="22"/>
+                <w:szCs w:val="22"/>
+              </w:rPr>
+              <w:t xml:space="preserve">Quand un exercice reprend une classe d'un exercice précédent, vous partez d'une copie : </w:t>
+            </w:r>
+            <w:r>
+              <w:rPr>
+                <w:sz w:val="22"/>
+                <w:szCs w:val="22"/>
+              </w:rPr>
+              <w:t xml:space="preserve">vous pouvez donc en rater un sans être bloqué pour la suite.</w:t>
+            </w:r>
+          </w:p>
+          <w:p>
+            <w:pPr>
+              <w:keepNext/>
+              <w:spacing w:after="100" w:before="0"/>
+            </w:pPr>
+            <w:r>
+              <w:rPr>
+                <w:b/>
+                <w:bCs/>
+                <w:sz w:val="22"/>
+                <w:szCs w:val="22"/>
+              </w:rPr>
+              <w:t xml:space="preserve">Comment lancer les tests, comment lire un test vert, pourquoi laisser votre code compilable : </w:t>
+            </w:r>
+            <w:r>
+              <w:rPr>
+                <w:sz w:val="22"/>
+                <w:szCs w:val="22"/>
+              </w:rPr>
+              <w:t xml:space="preserve">tout cela est commun à tous les thèmes et se trouve dans un document à part, </w:t>
+            </w:r>
+            <w:r>
+              <w:rPr>
+                <w:rFonts w:ascii="Consolas" w:hAnsi="Consolas" w:cs="Consolas"/>
+                <w:color w:val="E97132" w:themeColor="accent2"/>
+                <w:sz w:val="18"/>
+                <w:szCs w:val="18"/>
+              </w:rPr>
+              <w:t xml:space="preserve">Memento_Exercices.docx</w:t>
+            </w:r>
+            <w:r>
+              <w:rPr>
+                <w:sz w:val="22"/>
+                <w:szCs w:val="22"/>
+              </w:rPr>
+              <w:t xml:space="preserve">. Lisez-le une fois en début d'année.</w:t>
+            </w:r>
+          </w:p>
+          <w:p>
+            <w:pPr>
+              <w:keepNext/>
+              <w:spacing w:after="60" w:before="120"/>
+            </w:pPr>
+            <w:r>
+              <w:rPr>
+                <w:b/>
+                <w:bCs/>
+                <w:sz w:val="22"/>
+                <w:szCs w:val="22"/>
+              </w:rPr>
+              <w:t xml:space="preserve">Comment se lit un exercice</w:t>
+            </w:r>
+          </w:p>
+          <w:p>
+            <w:pPr>
+              <w:keepNext/>
+              <w:spacing w:after="100" w:before="0"/>
+            </w:pPr>
+            <w:r>
+              <w:rPr>
+                <w:sz w:val="22"/>
+                <w:szCs w:val="22"/>
+              </w:rPr>
+              <w:t xml:space="preserve">Chaque exercice suit la même structure. Toutes les sections ne figurent pas dans tous les exercices.</w:t>
+            </w:r>
+          </w:p>
+          <w:tbl>
+            <w:tblPr>
+              <w:tblW w:type="dxa" w:w="8880"/>
+              <w:tblBorders>
+                <w:top w:val="single" w:color="auto" w:sz="4"/>
+                <w:left w:val="single" w:color="auto" w:sz="4"/>
+                <w:bottom w:val="single" w:color="auto" w:sz="4"/>
+                <w:right w:val="single" w:color="auto" w:sz="4"/>
+                <w:insideH w:val="single" w:color="auto" w:sz="4"/>
+                <w:insideV w:val="single" w:color="auto" w:sz="4"/>
+              </w:tblBorders>
+            </w:tblPr>
+            <w:tblGrid>
+              <w:gridCol w:w="2500"/>
+              <w:gridCol w:w="6380"/>
+            </w:tblGrid>
+            <w:tr>
+              <w:trPr>
+                <w:tblHeader/>
+              </w:trPr>
+              <w:tc>
+                <w:tcPr>
+                  <w:tcW w:type="dxa" w:w="2500"/>
+                  <w:shd w:fill="D9D9D9" w:val="clear"/>
+                  <w:tcMar>
+                    <w:top w:type="dxa" w:w="50"/>
+                    <w:left w:type="dxa" w:w="100"/>
+                    <w:bottom w:type="dxa" w:w="50"/>
+                    <w:right w:type="dxa" w:w="100"/>
+                  </w:tcMar>
+                </w:tcPr>
+                <w:p>
+                  <w:pPr>
+                    <w:spacing w:after="0"/>
+                  </w:pPr>
+                  <w:r>
+                    <w:rPr>
+                      <w:b/>
+                      <w:bCs/>
+                      <w:sz w:val="20"/>
+                      <w:szCs w:val="20"/>
+                    </w:rPr>
+                    <w:t xml:space="preserve">Section</w:t>
+                  </w:r>
+                </w:p>
+              </w:tc>
+              <w:tc>
+                <w:tcPr>
+                  <w:tcW w:type="dxa" w:w="6380"/>
+                  <w:shd w:fill="D9D9D9" w:val="clear"/>
+                  <w:tcMar>
+                    <w:top w:type="dxa" w:w="50"/>
+                    <w:left w:type="dxa" w:w="100"/>
+                    <w:bottom w:type="dxa" w:w="50"/>
+                    <w:right w:type="dxa" w:w="100"/>
+                  </w:tcMar>
+                </w:tcPr>
+                <w:p>
+                  <w:pPr>
+                    <w:spacing w:after="0"/>
+                  </w:pPr>
+                  <w:r>
+                    <w:rPr>
+                      <w:b/>
+                      <w:bCs/>
+                      <w:sz w:val="20"/>
+                      <w:szCs w:val="20"/>
+                    </w:rPr>
+                    <w:t xml:space="preserve">Ce qu'elle vous apporte</w:t>
+                  </w:r>
+                </w:p>
+              </w:tc>
+            </w:tr>
+            <w:tr>
+              <w:trPr>
+                <w:cantSplit/>
+              </w:trPr>
+              <w:tc>
+                <w:tcPr>
+                  <w:tcW w:type="dxa" w:w="2500"/>
+                  <w:shd w:fill="FFFFFF" w:val="clear"/>
+                  <w:tcMar>
+                    <w:top w:type="dxa" w:w="50"/>
+                    <w:left w:type="dxa" w:w="100"/>
+                    <w:bottom w:type="dxa" w:w="50"/>
+                    <w:right w:type="dxa" w:w="100"/>
+                  </w:tcMar>
+                </w:tcPr>
+                <w:p>
+                  <w:pPr>
+                    <w:spacing w:after="0"/>
+                  </w:pPr>
+                  <w:r>
+                    <w:rPr>
+                      <w:b/>
+                      <w:bCs/>
+                      <w:sz w:val="20"/>
+                      <w:szCs w:val="20"/>
+                    </w:rPr>
+                    <w:t xml:space="preserve">Objectif</w:t>
+                  </w:r>
+                </w:p>
+              </w:tc>
+              <w:tc>
+                <w:tcPr>
+                  <w:tcW w:type="dxa" w:w="6380"/>
+                  <w:shd w:fill="FFFFFF" w:val="clear"/>
+                  <w:tcMar>
+                    <w:top w:type="dxa" w:w="50"/>
+                    <w:left w:type="dxa" w:w="100"/>
+                    <w:bottom w:type="dxa" w:w="50"/>
+                    <w:right w:type="dxa" w:w="100"/>
+                  </w:tcMar>
+                </w:tcPr>
+                <w:p>
+                  <w:pPr>
+                    <w:spacing w:after="0"/>
+                  </w:pPr>
+                  <w:r>
+                    <w:rPr>
+                      <w:sz w:val="20"/>
+                      <w:szCs w:val="20"/>
+                    </w:rPr>
+                    <w:t xml:space="preserve">Ce que l'exercice vous fait pratiquer, en une ou deux phrases.</w:t>
+                  </w:r>
+                </w:p>
+              </w:tc>
+            </w:tr>
+            <w:tr>
+              <w:trPr>
+                <w:cantSplit/>
+              </w:trPr>
+              <w:tc>
+                <w:tcPr>
+                  <w:tcW w:type="dxa" w:w="2500"/>
+                  <w:shd w:fill="FFFFFF" w:val="clear"/>
+                  <w:tcMar>
+                    <w:top w:type="dxa" w:w="50"/>
+                    <w:left w:type="dxa" w:w="100"/>
+                    <w:bottom w:type="dxa" w:w="50"/>
+                    <w:right w:type="dxa" w:w="100"/>
+                  </w:tcMar>
+                </w:tcPr>
+                <w:p>
+                  <w:pPr>
+                    <w:spacing w:after="0"/>
+                  </w:pPr>
+                  <w:r>
+                    <w:rPr>
+                      <w:b/>
+                      <w:bCs/>
+                      <w:sz w:val="20"/>
+                      <w:szCs w:val="20"/>
+                    </w:rPr>
+                    <w:t xml:space="preserve">Contexte</w:t>
+                  </w:r>
+                </w:p>
+              </w:tc>
+              <w:tc>
+                <w:tcPr>
+                  <w:tcW w:type="dxa" w:w="6380"/>
+                  <w:shd w:fill="FFFFFF" w:val="clear"/>
+                  <w:tcMar>
+                    <w:top w:type="dxa" w:w="50"/>
+                    <w:left w:type="dxa" w:w="100"/>
+                    <w:bottom w:type="dxa" w:w="50"/>
+                    <w:right w:type="dxa" w:w="100"/>
+                  </w:tcMar>
+                </w:tcPr>
+                <w:p>
+                  <w:pPr>
+                    <w:spacing w:after="0"/>
+                  </w:pPr>
+                  <w:r>
+                    <w:rPr>
+                      <w:sz w:val="20"/>
+                      <w:szCs w:val="20"/>
+                    </w:rPr>
+                    <w:t xml:space="preserve">Facultatif. La situation ou le rappel qui éclaire l'énoncé.</w:t>
+                  </w:r>
+                </w:p>
+              </w:tc>
+            </w:tr>
+            <w:tr>
+              <w:trPr>
+                <w:cantSplit/>
+              </w:trPr>
+              <w:tc>
+                <w:tcPr>
+                  <w:tcW w:type="dxa" w:w="2500"/>
+                  <w:shd w:fill="FFFFFF" w:val="clear"/>
+                  <w:tcMar>
+                    <w:top w:type="dxa" w:w="50"/>
+                    <w:left w:type="dxa" w:w="100"/>
+                    <w:bottom w:type="dxa" w:w="50"/>
+                    <w:right w:type="dxa" w:w="100"/>
+                  </w:tcMar>
+                </w:tcPr>
+                <w:p>
+                  <w:pPr>
+                    <w:spacing w:after="0"/>
+                  </w:pPr>
+                  <w:r>
+                    <w:rPr>
+                      <w:b/>
+                      <w:bCs/>
+                      <w:sz w:val="20"/>
+                      <w:szCs w:val="20"/>
+                    </w:rPr>
+                    <w:t xml:space="preserve">Énoncé</w:t>
+                  </w:r>
+                </w:p>
+              </w:tc>
+              <w:tc>
+                <w:tcPr>
+                  <w:tcW w:type="dxa" w:w="6380"/>
+                  <w:shd w:fill="FFFFFF" w:val="clear"/>
+                  <w:tcMar>
+                    <w:top w:type="dxa" w:w="50"/>
+                    <w:left w:type="dxa" w:w="100"/>
+                    <w:bottom w:type="dxa" w:w="50"/>
+                    <w:right w:type="dxa" w:w="100"/>
+                  </w:tcMar>
+                </w:tcPr>
+                <w:p>
+                  <w:pPr>
+                    <w:spacing w:after="0"/>
+                  </w:pPr>
+                  <w:r>
+                    <w:rPr>
+                      <w:sz w:val="20"/>
+                      <w:szCs w:val="20"/>
+                    </w:rPr>
+                    <w:t xml:space="preserve">Ce qu'il faut écrire. Un énoncé long est parfois découpé en deux parties.</w:t>
+                  </w:r>
+                </w:p>
+              </w:tc>
+            </w:tr>
+            <w:tr>
+              <w:trPr>
+                <w:cantSplit/>
+              </w:trPr>
+              <w:tc>
+                <w:tcPr>
+                  <w:tcW w:type="dxa" w:w="2500"/>
+                  <w:shd w:fill="FFFFFF" w:val="clear"/>
+                  <w:tcMar>
+                    <w:top w:type="dxa" w:w="50"/>
+                    <w:left w:type="dxa" w:w="100"/>
+                    <w:bottom w:type="dxa" w:w="50"/>
+                    <w:right w:type="dxa" w:w="100"/>
+                  </w:tcMar>
+                </w:tcPr>
+                <w:p>
+                  <w:pPr>
+                    <w:spacing w:after="0"/>
+                  </w:pPr>
+                  <w:r>
+                    <w:rPr>
+                      <w:b/>
+                      <w:bCs/>
+                      <w:sz w:val="20"/>
+                      <w:szCs w:val="20"/>
+                    </w:rPr>
+                    <w:t xml:space="preserve">Spécifications à respecter</w:t>
+                  </w:r>
+                </w:p>
+              </w:tc>
+              <w:tc>
+                <w:tcPr>
+                  <w:tcW w:type="dxa" w:w="6380"/>
+                  <w:shd w:fill="FFFFFF" w:val="clear"/>
+                  <w:tcMar>
+                    <w:top w:type="dxa" w:w="50"/>
+                    <w:left w:type="dxa" w:w="100"/>
+                    <w:bottom w:type="dxa" w:w="50"/>
+                    <w:right w:type="dxa" w:w="100"/>
+                  </w:tcMar>
+                </w:tcPr>
+                <w:p>
+                  <w:pPr>
+                    <w:spacing w:after="0"/>
+                  </w:pPr>
+                  <w:r>
+                    <w:rPr>
+                      <w:sz w:val="20"/>
+                      <w:szCs w:val="20"/>
+                    </w:rPr>
+                    <w:t xml:space="preserve">Les noms, les signatures et les comportements imposés. Les tests s'appuient dessus : respectez-les à la lettre.</w:t>
+                  </w:r>
+                </w:p>
+              </w:tc>
+            </w:tr>
+            <w:tr>
+              <w:trPr>
+                <w:cantSplit/>
+              </w:trPr>
+              <w:tc>
+                <w:tcPr>
+                  <w:tcW w:type="dxa" w:w="2500"/>
+                  <w:shd w:fill="FFFFFF" w:val="clear"/>
+                  <w:tcMar>
+                    <w:top w:type="dxa" w:w="50"/>
+                    <w:left w:type="dxa" w:w="100"/>
+                    <w:bottom w:type="dxa" w:w="50"/>
+                    <w:right w:type="dxa" w:w="100"/>
+                  </w:tcMar>
+                </w:tcPr>
+                <w:p>
+                  <w:pPr>
+                    <w:spacing w:after="0"/>
+                  </w:pPr>
+                  <w:r>
+                    <w:rPr>
+                      <w:b/>
+                      <w:bCs/>
+                      <w:sz w:val="20"/>
+                      <w:szCs w:val="20"/>
+                    </w:rPr>
+                    <w:t xml:space="preserve">Ce qui vous est fourni</w:t>
+                  </w:r>
+                </w:p>
+              </w:tc>
+              <w:tc>
+                <w:tcPr>
+                  <w:tcW w:type="dxa" w:w="6380"/>
+                  <w:shd w:fill="FFFFFF" w:val="clear"/>
+                  <w:tcMar>
+                    <w:top w:type="dxa" w:w="50"/>
+                    <w:left w:type="dxa" w:w="100"/>
+                    <w:bottom w:type="dxa" w:w="50"/>
+                    <w:right w:type="dxa" w:w="100"/>
+                  </w:tcMar>
+                </w:tcPr>
+                <w:p>
+                  <w:pPr>
+                    <w:spacing w:after="0"/>
+                  </w:pPr>
+                  <w:r>
+                    <w:rPr>
+                      <w:sz w:val="20"/>
+                      <w:szCs w:val="20"/>
+                    </w:rPr>
+                    <w:t xml:space="preserve">Les classes déjà écrites que vous trouverez dans le package de l'exercice.</w:t>
+                  </w:r>
+                </w:p>
+              </w:tc>
+            </w:tr>
+            <w:tr>
+              <w:trPr>
+                <w:cantSplit/>
+              </w:trPr>
+              <w:tc>
+                <w:tcPr>
+                  <w:tcW w:type="dxa" w:w="2500"/>
+                  <w:shd w:fill="FFFFFF" w:val="clear"/>
+                  <w:tcMar>
+                    <w:top w:type="dxa" w:w="50"/>
+                    <w:left w:type="dxa" w:w="100"/>
+                    <w:bottom w:type="dxa" w:w="50"/>
+                    <w:right w:type="dxa" w:w="100"/>
+                  </w:tcMar>
+                </w:tcPr>
+                <w:p>
+                  <w:pPr>
+                    <w:spacing w:after="0"/>
+                  </w:pPr>
+                  <w:r>
+                    <w:rPr>
+                      <w:b/>
+                      <w:bCs/>
+                      <w:sz w:val="20"/>
+                      <w:szCs w:val="20"/>
+                    </w:rPr>
+                    <w:t xml:space="preserve">Exemples attendus</w:t>
+                  </w:r>
+                </w:p>
+              </w:tc>
+              <w:tc>
+                <w:tcPr>
+                  <w:tcW w:type="dxa" w:w="6380"/>
+                  <w:shd w:fill="FFFFFF" w:val="clear"/>
+                  <w:tcMar>
+                    <w:top w:type="dxa" w:w="50"/>
+                    <w:left w:type="dxa" w:w="100"/>
+                    <w:bottom w:type="dxa" w:w="50"/>
+                    <w:right w:type="dxa" w:w="100"/>
+                  </w:tcMar>
+                </w:tcPr>
+                <w:p>
+                  <w:pPr>
+                    <w:spacing w:after="0"/>
+                  </w:pPr>
+                  <w:r>
+                    <w:rPr>
+                      <w:sz w:val="20"/>
+                      <w:szCs w:val="20"/>
+                    </w:rPr>
+                    <w:t xml:space="preserve">Des valeurs d'entrée et les résultats qu'elles doivent produire.</w:t>
+                  </w:r>
+                </w:p>
+              </w:tc>
+            </w:tr>
+            <w:tr>
+              <w:trPr>
+                <w:cantSplit/>
+              </w:trPr>
+              <w:tc>
+                <w:tcPr>
+                  <w:tcW w:type="dxa" w:w="2500"/>
+                  <w:shd w:fill="FFFFFF" w:val="clear"/>
+                  <w:tcMar>
+                    <w:top w:type="dxa" w:w="50"/>
+                    <w:left w:type="dxa" w:w="100"/>
+                    <w:bottom w:type="dxa" w:w="50"/>
+                    <w:right w:type="dxa" w:w="100"/>
+                  </w:tcMar>
+                </w:tcPr>
+                <w:p>
+                  <w:pPr>
+                    <w:spacing w:after="0"/>
+                  </w:pPr>
+                  <w:r>
+                    <w:rPr>
+                      <w:b/>
+                      <w:bCs/>
+                      <w:sz w:val="20"/>
+                      <w:szCs w:val="20"/>
+                    </w:rPr>
+                    <w:t xml:space="preserve">Comment vérifier votre code</w:t>
+                  </w:r>
+                </w:p>
+              </w:tc>
+              <w:tc>
+                <w:tcPr>
+                  <w:tcW w:type="dxa" w:w="6380"/>
+                  <w:shd w:fill="FFFFFF" w:val="clear"/>
+                  <w:tcMar>
+                    <w:top w:type="dxa" w:w="50"/>
+                    <w:left w:type="dxa" w:w="100"/>
+                    <w:bottom w:type="dxa" w:w="50"/>
+                    <w:right w:type="dxa" w:w="100"/>
+                  </w:tcMar>
+                </w:tcPr>
+                <w:p>
+                  <w:pPr>
+                    <w:spacing w:after="0"/>
+                  </w:pPr>
+                  <w:r>
+                    <w:rPr>
+                      <w:sz w:val="20"/>
+                      <w:szCs w:val="20"/>
+                    </w:rPr>
+                    <w:t xml:space="preserve">La classe de test à lancer et ce qu'elle contrôle. Tant qu'elle n'est pas entièrement verte, l'exercice n'est pas terminé.</w:t>
+                  </w:r>
+                </w:p>
+              </w:tc>
+            </w:tr>
+            <w:tr>
+              <w:trPr>
+                <w:cantSplit/>
+              </w:trPr>
+              <w:tc>
+                <w:tcPr>
+                  <w:tcW w:type="dxa" w:w="2500"/>
+                  <w:shd w:fill="FFFFFF" w:val="clear"/>
+                  <w:tcMar>
+                    <w:top w:type="dxa" w:w="50"/>
+                    <w:left w:type="dxa" w:w="100"/>
+                    <w:bottom w:type="dxa" w:w="50"/>
+                    <w:right w:type="dxa" w:w="100"/>
+                  </w:tcMar>
+                </w:tcPr>
+                <w:p>
+                  <w:pPr>
+                    <w:spacing w:after="0"/>
+                  </w:pPr>
+                  <w:r>
+                    <w:rPr>
+                      <w:b/>
+                      <w:bCs/>
+                      <w:sz w:val="20"/>
+                      <w:szCs w:val="20"/>
+                    </w:rPr>
+                    <w:t xml:space="preserve">Questions à se poser</w:t>
+                  </w:r>
+                </w:p>
+              </w:tc>
+              <w:tc>
+                <w:tcPr>
+                  <w:tcW w:type="dxa" w:w="6380"/>
+                  <w:shd w:fill="FFFFFF" w:val="clear"/>
+                  <w:tcMar>
+                    <w:top w:type="dxa" w:w="50"/>
+                    <w:left w:type="dxa" w:w="100"/>
+                    <w:bottom w:type="dxa" w:w="50"/>
+                    <w:right w:type="dxa" w:w="100"/>
+                  </w:tcMar>
+                </w:tcPr>
+                <w:p>
+                  <w:pPr>
+                    <w:spacing w:after="0"/>
+                  </w:pPr>
+                  <w:r>
+                    <w:rPr>
+                      <w:sz w:val="20"/>
+                      <w:szCs w:val="20"/>
+                    </w:rPr>
+                    <w:t xml:space="preserve">Des questions pour prendre du recul une fois l'exercice réussi. Il n'y a rien à rendre : ce sont elles qui fixent ce que vous avez appris.</w:t>
+                  </w:r>
+                </w:p>
+              </w:tc>
+            </w:tr>
+          </w:tbl>
+          <w:p>
+            <w:pPr>
+              <w:keepNext/>
+              <w:spacing w:after="0" w:before="120"/>
+            </w:pPr>
+            <w:r>
+              <w:rPr>
+                <w:sz w:val="22"/>
+                <w:szCs w:val="22"/>
+              </w:rPr>
+              <w:t xml:space="preserve">D'autres titres apparaissent ponctuellement : un piège à connaître, une remarque, un rappel. </w:t>
+            </w:r>
+            <w:r>
+              <w:rPr>
+                <w:sz w:val="22"/>
+                <w:szCs w:val="22"/>
+              </w:rPr>
+              <w:t xml:space="preserve">Ce sont des encarts propres à l'exercice, à lire avant de commencer.</w:t>
+            </w:r>
+          </w:p>
+        </w:tc>
+      </w:tr>
+    </w:tbl>
     <w:p>
       <w:pPr>
         <w:spacing w:after="120"/>
       </w:pPr>
-      <w:r>
-        <w:rPr>
-          <w:sz w:val="22"/>
-          <w:szCs w:val="22"/>
-        </w:rPr>
-        <w:t xml:space="preserve">Les exercices de ce thème vivent sous </w:t>
-      </w:r>
-      <w:r>
-        <w:rPr>
-          <w:rFonts w:ascii="Consolas" w:cs="Consolas" w:eastAsia="Consolas" w:hAnsi="Consolas"/>
-          <w:color w:val="8B2500"/>
-          <w:sz w:val="22"/>
-          <w:szCs w:val="22"/>
-        </w:rPr>
-        <w:t xml:space="preserve">be.ephec.java.sta</w:t>
-      </w:r>
-      <w:r>
-        <w:rPr>
-          <w:sz w:val="22"/>
-          <w:szCs w:val="22"/>
-        </w:rPr>
-        <w:t xml:space="preserve">, un sous-package par exercice.</w:t>
+    </w:p>
+    <w:p>
+      <w:pPr>
+        <w:keepNext/>
+        <w:spacing w:after="120"/>
+      </w:pPr>
+      <w:r>
+        <w:rPr>
+          <w:sz w:val="22"/>
+          <w:szCs w:val="22"/>
+        </w:rPr>
+        <w:t xml:space="preserve">Les exercices du thème. Leurs codes sont </w:t>
+      </w:r>
+      <w:r>
+        <w:rPr>
+          <w:b/>
+          <w:bCs/>
+          <w:sz w:val="22"/>
+          <w:szCs w:val="22"/>
+        </w:rPr>
+        <w:t xml:space="preserve">cliquables</w:t>
+      </w:r>
+      <w:r>
+        <w:rPr>
+          <w:sz w:val="22"/>
+          <w:szCs w:val="22"/>
+        </w:rPr>
+        <w:t xml:space="preserve"> : ils mènent directement à l'exercice.</w:t>
       </w:r>
     </w:p>
     <w:tbl>
@@ -293,7 +1044,8 @@
             </w:pPr>
             <w:r>
               <w:rPr>
-                <w:rFonts w:ascii="Consolas" w:cs="Consolas" w:eastAsia="Consolas" w:hAnsi="Consolas"/>
+                <w:rFonts w:ascii="Consolas" w:hAnsi="Consolas" w:cs="Consolas"/>
+                <w:color w:val="E97132" w:themeColor="accent2"/>
                 <w:sz w:val="18"/>
                 <w:szCs w:val="18"/>
               </w:rPr>
@@ -373,7 +1125,8 @@
             </w:pPr>
             <w:r>
               <w:rPr>
-                <w:rFonts w:ascii="Consolas" w:cs="Consolas" w:eastAsia="Consolas" w:hAnsi="Consolas"/>
+                <w:rFonts w:ascii="Consolas" w:hAnsi="Consolas" w:cs="Consolas"/>
+                <w:color w:val="E97132" w:themeColor="accent2"/>
                 <w:sz w:val="18"/>
                 <w:szCs w:val="18"/>
               </w:rPr>
@@ -408,92 +1161,6 @@
     </w:tbl>
     <w:p>
       <w:pPr>
-        <w:spacing w:after="120"/>
-      </w:pPr>
-      <w:r>
-        <w:rPr>
-          <w:b/>
-          <w:bCs/>
-          <w:sz w:val="22"/>
-          <w:szCs w:val="22"/>
-        </w:rPr>
-        <w:t xml:space="preserve">Chaque exercice est autonome. </w:t>
-      </w:r>
-      <w:r>
-        <w:rPr>
-          <w:sz w:val="22"/>
-          <w:szCs w:val="22"/>
-        </w:rPr>
-        <w:t xml:space="preserve">Son package contient tout ce dont il a besoin et n'importe jamais une classe d'un autre exercice.</w:t>
-      </w:r>
-    </w:p>
-    <w:p>
-      <w:pPr>
-        <w:spacing w:after="120"/>
-      </w:pPr>
-      <w:r>
-        <w:rPr>
-          <w:b/>
-          <w:bCs/>
-          <w:sz w:val="22"/>
-          <w:szCs w:val="22"/>
-        </w:rPr>
-        <w:t xml:space="preserve">Comment lancer les tests, comment lire un test vert, pourquoi laisser votre code compilable : </w:t>
-      </w:r>
-      <w:r>
-        <w:rPr>
-          <w:sz w:val="22"/>
-          <w:szCs w:val="22"/>
-        </w:rPr>
-        <w:t xml:space="preserve">tout cela est commun aux quinze thèmes, et vit dans un document à part — </w:t>
-      </w:r>
-      <w:r>
-        <w:rPr>
-          <w:rFonts w:ascii="Consolas" w:cs="Consolas" w:eastAsia="Consolas" w:hAnsi="Consolas"/>
-          <w:color w:val="8B2500"/>
-          <w:sz w:val="22"/>
-          <w:szCs w:val="22"/>
-        </w:rPr>
-        <w:t xml:space="preserve">Memento_Exercices.docx</w:t>
-      </w:r>
-      <w:r>
-        <w:rPr>
-          <w:sz w:val="22"/>
-          <w:szCs w:val="22"/>
-        </w:rPr>
-        <w:t xml:space="preserve">. Lisez-le une fois en début d'année.</w:t>
-      </w:r>
-    </w:p>
-    <w:p>
-      <w:pPr>
-        <w:spacing w:after="120"/>
-      </w:pPr>
-      <w:r>
-        <w:rPr>
-          <w:sz w:val="22"/>
-          <w:szCs w:val="22"/>
-        </w:rPr>
-        <w:t xml:space="preserve">Ce fascicule-ci ne parle que de son thème. Les codes du tableau ci-dessus sont </w:t>
-      </w:r>
-      <w:r>
-        <w:rPr>
-          <w:b/>
-          <w:bCs/>
-          <w:sz w:val="22"/>
-          <w:szCs w:val="22"/>
-        </w:rPr>
-        <w:t xml:space="preserve">cliquables</w:t>
-      </w:r>
-      <w:r>
-        <w:rPr>
-          <w:sz w:val="22"/>
-          <w:szCs w:val="22"/>
-        </w:rPr>
-        <w:t xml:space="preserve"> : ils mènent directement à l'exercice.</w:t>
-      </w:r>
-    </w:p>
-    <w:p>
-      <w:pPr>
         <w:pStyle w:val="Heading2"/>
         <w:keepNext/>
         <w:spacing w:after="100" w:before="240"/>
@@ -511,6 +1178,7 @@
     </w:p>
     <w:p>
       <w:pPr>
+        <w:keepNext w:val="false"/>
         <w:spacing w:after="120"/>
       </w:pPr>
       <w:r>
@@ -550,10 +1218,10 @@
       </w:r>
       <w:r>
         <w:rPr>
-          <w:rFonts w:ascii="Consolas" w:cs="Consolas" w:eastAsia="Consolas" w:hAnsi="Consolas"/>
-          <w:color w:val="8B2500"/>
-          <w:sz w:val="22"/>
-          <w:szCs w:val="22"/>
+          <w:rFonts w:ascii="Consolas" w:hAnsi="Consolas" w:cs="Consolas"/>
+          <w:color w:val="E97132" w:themeColor="accent2"/>
+          <w:sz w:val="18"/>
+          <w:szCs w:val="18"/>
         </w:rPr>
         <w:t xml:space="preserve">static</w:t>
       </w:r>
@@ -574,9 +1242,10 @@
       </w:pPr>
       <w:r>
         <w:rPr>
-          <w:rFonts w:ascii="Consolas" w:cs="Consolas" w:eastAsia="Consolas" w:hAnsi="Consolas"/>
-          <w:sz w:val="19"/>
-          <w:szCs w:val="19"/>
+          <w:rFonts w:ascii="Consolas" w:hAnsi="Consolas" w:cs="Consolas"/>
+          <w:color w:val="E97132" w:themeColor="accent2"/>
+          <w:sz w:val="18"/>
+          <w:szCs w:val="18"/>
         </w:rPr>
         <w:t xml:space="preserve">private int numero;           une case PAR OBJET</w:t>
       </w:r>
@@ -590,9 +1259,10 @@
       </w:pPr>
       <w:r>
         <w:rPr>
-          <w:rFonts w:ascii="Consolas" w:cs="Consolas" w:eastAsia="Consolas" w:hAnsi="Consolas"/>
-          <w:sz w:val="19"/>
-          <w:szCs w:val="19"/>
+          <w:rFonts w:ascii="Consolas" w:hAnsi="Consolas" w:cs="Consolas"/>
+          <w:color w:val="E97132" w:themeColor="accent2"/>
+          <w:sz w:val="18"/>
+          <w:szCs w:val="18"/>
         </w:rPr>
         <w:t xml:space="preserve">private static int emises;    UNE case, partagee par tous</w:t>
       </w:r>
@@ -707,7 +1377,8 @@
             </w:pPr>
             <w:r>
               <w:rPr>
-                <w:rFonts w:ascii="Consolas" w:cs="Consolas" w:eastAsia="Consolas" w:hAnsi="Consolas"/>
+                <w:rFonts w:ascii="Consolas" w:hAnsi="Consolas" w:cs="Consolas"/>
+                <w:color w:val="E97132" w:themeColor="accent2"/>
                 <w:sz w:val="18"/>
                 <w:szCs w:val="18"/>
               </w:rPr>
@@ -759,7 +1430,8 @@
             </w:pPr>
             <w:r>
               <w:rPr>
-                <w:rFonts w:ascii="Consolas" w:cs="Consolas" w:eastAsia="Consolas" w:hAnsi="Consolas"/>
+                <w:rFonts w:ascii="Consolas" w:hAnsi="Consolas" w:cs="Consolas"/>
+                <w:color w:val="E97132" w:themeColor="accent2"/>
                 <w:sz w:val="18"/>
                 <w:szCs w:val="18"/>
               </w:rPr>
@@ -811,7 +1483,8 @@
             </w:pPr>
             <w:r>
               <w:rPr>
-                <w:rFonts w:ascii="Consolas" w:cs="Consolas" w:eastAsia="Consolas" w:hAnsi="Consolas"/>
+                <w:rFonts w:ascii="Consolas" w:hAnsi="Consolas" w:cs="Consolas"/>
+                <w:color w:val="E97132" w:themeColor="accent2"/>
                 <w:sz w:val="18"/>
                 <w:szCs w:val="18"/>
               </w:rPr>
@@ -850,19 +1523,39 @@
       </w:pPr>
       <w:r>
         <w:rPr>
+          <w:rFonts w:ascii="Consolas" w:hAnsi="Consolas" w:cs="Consolas"/>
           <w:b/>
           <w:bCs/>
-          <w:sz w:val="22"/>
-          <w:szCs w:val="22"/>
-        </w:rPr>
-        <w:t xml:space="preserve">static et final disent deux choses différentes. </w:t>
-      </w:r>
-      <w:r>
-        <w:rPr>
-          <w:sz w:val="22"/>
-          <w:szCs w:val="22"/>
-        </w:rPr>
-        <w:t xml:space="preserve">static, que la valeur est partagée ; final, qu'elle ne change pas. Une constante a besoin des deux, un compteur du premier seulement.</w:t>
+          <w:color w:val="E97132" w:themeColor="accent2"/>
+          <w:sz w:val="18"/>
+          <w:szCs w:val="18"/>
+        </w:rPr>
+        <w:t xml:space="preserve">static</w:t>
+      </w:r>
+      <w:r>
+        <w:rPr>
+          <w:b/>
+          <w:bCs/>
+          <w:sz w:val="22"/>
+          <w:szCs w:val="22"/>
+        </w:rPr>
+        <w:t xml:space="preserve"> et final disent deux choses différentes. </w:t>
+      </w:r>
+      <w:r>
+        <w:rPr>
+          <w:rFonts w:ascii="Consolas" w:hAnsi="Consolas" w:cs="Consolas"/>
+          <w:color w:val="E97132" w:themeColor="accent2"/>
+          <w:sz w:val="18"/>
+          <w:szCs w:val="18"/>
+        </w:rPr>
+        <w:t xml:space="preserve">static</w:t>
+      </w:r>
+      <w:r>
+        <w:rPr>
+          <w:sz w:val="22"/>
+          <w:szCs w:val="22"/>
+        </w:rPr>
+        <w:t xml:space="preserve">, que la valeur est partagée ; final, qu'elle ne change pas. Une constante a besoin des deux, un compteur du premier seulement.</w:t>
       </w:r>
     </w:p>
     <w:p>
@@ -911,10 +1604,10 @@
       </w:r>
       <w:r>
         <w:rPr>
-          <w:rFonts w:ascii="Consolas" w:cs="Consolas" w:eastAsia="Consolas" w:hAnsi="Consolas"/>
-          <w:color w:val="8B2500"/>
-          <w:sz w:val="22"/>
-          <w:szCs w:val="22"/>
+          <w:rFonts w:ascii="Consolas" w:hAnsi="Consolas" w:cs="Consolas"/>
+          <w:color w:val="E97132" w:themeColor="accent2"/>
+          <w:sz w:val="18"/>
+          <w:szCs w:val="18"/>
         </w:rPr>
         <w:t xml:space="preserve">this</w:t>
       </w:r>
@@ -935,15 +1628,17 @@
       </w:pPr>
       <w:r>
         <w:rPr>
-          <w:rFonts w:ascii="Consolas" w:cs="Consolas" w:eastAsia="Consolas" w:hAnsi="Consolas"/>
-          <w:sz w:val="19"/>
-          <w:szCs w:val="19"/>
+          <w:rFonts w:ascii="Consolas" w:hAnsi="Consolas" w:cs="Consolas"/>
+          <w:color w:val="E97132" w:themeColor="accent2"/>
+          <w:sz w:val="18"/>
+          <w:szCs w:val="18"/>
         </w:rPr>
         <w:t xml:space="preserve">non-static variable this cannot be referenced from a static context</w:t>
       </w:r>
     </w:p>
     <w:p>
       <w:pPr>
+        <w:keepNext w:val="false"/>
         <w:spacing w:after="120"/>
       </w:pPr>
       <w:r>
@@ -980,6 +1675,7 @@
     </w:p>
     <w:p>
       <w:pPr>
+        <w:keepNext/>
         <w:spacing w:after="120"/>
       </w:pPr>
       <w:r>
@@ -990,7 +1686,18 @@
           <w:sz w:val="22"/>
           <w:szCs w:val="22"/>
         </w:rPr>
-        <w:t xml:space="preserve">Package : be.ephec.java.sta.e01</w:t>
+        <w:t xml:space="preserve">Package : </w:t>
+      </w:r>
+      <w:r>
+        <w:rPr>
+          <w:rFonts w:ascii="Consolas" w:hAnsi="Consolas" w:cs="Consolas"/>
+          <w:i/>
+          <w:iCs/>
+          <w:color w:val="E97132" w:themeColor="accent2"/>
+          <w:sz w:val="18"/>
+          <w:szCs w:val="18"/>
+        </w:rPr>
+        <w:t xml:space="preserve">be.ephec.java.sta.e01</w:t>
       </w:r>
     </w:p>
     <w:p>
@@ -1012,6 +1719,7 @@
     </w:p>
     <w:p>
       <w:pPr>
+        <w:keepNext w:val="false"/>
         <w:spacing w:after="120"/>
       </w:pPr>
       <w:r>
@@ -1041,6 +1749,7 @@
     </w:p>
     <w:p>
       <w:pPr>
+        <w:keepNext w:val="false"/>
         <w:spacing w:after="120"/>
       </w:pPr>
       <w:r>
@@ -1102,10 +1811,10 @@
       </w:r>
       <w:r>
         <w:rPr>
-          <w:rFonts w:ascii="Consolas" w:cs="Consolas" w:eastAsia="Consolas" w:hAnsi="Consolas"/>
-          <w:color w:val="8B2500"/>
-          <w:sz w:val="22"/>
-          <w:szCs w:val="22"/>
+          <w:rFonts w:ascii="Consolas" w:hAnsi="Consolas" w:cs="Consolas"/>
+          <w:color w:val="E97132" w:themeColor="accent2"/>
+          <w:sz w:val="18"/>
+          <w:szCs w:val="18"/>
         </w:rPr>
         <w:t xml:space="preserve">Reservation</w:t>
       </w:r>
@@ -1135,10 +1844,10 @@
       </w:r>
       <w:r>
         <w:rPr>
-          <w:rFonts w:ascii="Consolas" w:cs="Consolas" w:eastAsia="Consolas" w:hAnsi="Consolas"/>
-          <w:color w:val="8B2500"/>
-          <w:sz w:val="22"/>
-          <w:szCs w:val="22"/>
+          <w:rFonts w:ascii="Consolas" w:hAnsi="Consolas" w:cs="Consolas"/>
+          <w:color w:val="E97132" w:themeColor="accent2"/>
+          <w:sz w:val="18"/>
+          <w:szCs w:val="18"/>
         </w:rPr>
         <w:t xml:space="preserve">PLACES_MAX</w:t>
       </w:r>
@@ -1184,10 +1893,10 @@
       </w:r>
       <w:r>
         <w:rPr>
-          <w:rFonts w:ascii="Consolas" w:cs="Consolas" w:eastAsia="Consolas" w:hAnsi="Consolas"/>
-          <w:color w:val="8B2500"/>
-          <w:sz w:val="22"/>
-          <w:szCs w:val="22"/>
+          <w:rFonts w:ascii="Consolas" w:hAnsi="Consolas" w:cs="Consolas"/>
+          <w:color w:val="E97132" w:themeColor="accent2"/>
+          <w:sz w:val="18"/>
+          <w:szCs w:val="18"/>
         </w:rPr>
         <w:t xml:space="preserve">public static final</w:t>
       </w:r>
@@ -1200,10 +1909,10 @@
       </w:r>
       <w:r>
         <w:rPr>
-          <w:rFonts w:ascii="Consolas" w:cs="Consolas" w:eastAsia="Consolas" w:hAnsi="Consolas"/>
-          <w:color w:val="8B2500"/>
-          <w:sz w:val="22"/>
-          <w:szCs w:val="22"/>
+          <w:rFonts w:ascii="Consolas" w:hAnsi="Consolas" w:cs="Consolas"/>
+          <w:color w:val="E97132" w:themeColor="accent2"/>
+          <w:sz w:val="18"/>
+          <w:szCs w:val="18"/>
         </w:rPr>
         <w:t xml:space="preserve">private static</w:t>
       </w:r>
@@ -1216,10 +1925,10 @@
       </w:r>
       <w:r>
         <w:rPr>
-          <w:rFonts w:ascii="Consolas" w:cs="Consolas" w:eastAsia="Consolas" w:hAnsi="Consolas"/>
-          <w:color w:val="8B2500"/>
-          <w:sz w:val="22"/>
-          <w:szCs w:val="22"/>
+          <w:rFonts w:ascii="Consolas" w:hAnsi="Consolas" w:cs="Consolas"/>
+          <w:color w:val="E97132" w:themeColor="accent2"/>
+          <w:sz w:val="18"/>
+          <w:szCs w:val="18"/>
         </w:rPr>
         <w:t xml:space="preserve">final</w:t>
       </w:r>
@@ -1259,10 +1968,10 @@
       </w:pPr>
       <w:r>
         <w:rPr>
-          <w:rFonts w:ascii="Consolas" w:cs="Consolas" w:eastAsia="Consolas" w:hAnsi="Consolas"/>
-          <w:color w:val="8B2500"/>
-          <w:sz w:val="22"/>
-          <w:szCs w:val="22"/>
+          <w:rFonts w:ascii="Consolas" w:hAnsi="Consolas" w:cs="Consolas"/>
+          <w:color w:val="E97132" w:themeColor="accent2"/>
+          <w:sz w:val="18"/>
+          <w:szCs w:val="18"/>
         </w:rPr>
         <w:t xml:space="preserve">nombreEmises()</w:t>
       </w:r>
@@ -1275,10 +1984,10 @@
       </w:r>
       <w:r>
         <w:rPr>
-          <w:rFonts w:ascii="Consolas" w:cs="Consolas" w:eastAsia="Consolas" w:hAnsi="Consolas"/>
-          <w:color w:val="8B2500"/>
-          <w:sz w:val="22"/>
-          <w:szCs w:val="22"/>
+          <w:rFonts w:ascii="Consolas" w:hAnsi="Consolas" w:cs="Consolas"/>
+          <w:color w:val="E97132" w:themeColor="accent2"/>
+          <w:sz w:val="18"/>
+          <w:szCs w:val="18"/>
         </w:rPr>
         <w:t xml:space="preserve">resteDeLaPlace()</w:t>
       </w:r>
@@ -1308,10 +2017,10 @@
       </w:r>
       <w:r>
         <w:rPr>
-          <w:rFonts w:ascii="Consolas" w:cs="Consolas" w:eastAsia="Consolas" w:hAnsi="Consolas"/>
-          <w:color w:val="8B2500"/>
-          <w:sz w:val="22"/>
-          <w:szCs w:val="22"/>
+          <w:rFonts w:ascii="Consolas" w:hAnsi="Consolas" w:cs="Consolas"/>
+          <w:color w:val="E97132" w:themeColor="accent2"/>
+          <w:sz w:val="18"/>
+          <w:szCs w:val="18"/>
         </w:rPr>
         <w:t xml:space="preserve">toString()</w:t>
       </w:r>
@@ -1324,10 +2033,10 @@
       </w:r>
       <w:r>
         <w:rPr>
-          <w:rFonts w:ascii="Consolas" w:cs="Consolas" w:eastAsia="Consolas" w:hAnsi="Consolas"/>
-          <w:color w:val="8B2500"/>
-          <w:sz w:val="22"/>
-          <w:szCs w:val="22"/>
+          <w:rFonts w:ascii="Consolas" w:hAnsi="Consolas" w:cs="Consolas"/>
+          <w:color w:val="E97132" w:themeColor="accent2"/>
+          <w:sz w:val="18"/>
+          <w:szCs w:val="18"/>
         </w:rPr>
         <w:t xml:space="preserve">Reservation n3 : Grace Hopper</w:t>
       </w:r>
@@ -1358,6 +2067,7 @@
     </w:p>
     <w:p>
       <w:pPr>
+        <w:keepNext w:val="false"/>
         <w:spacing w:after="120"/>
       </w:pPr>
       <w:r>
@@ -1455,7 +2165,55 @@
                 <w:sz w:val="22"/>
                 <w:szCs w:val="22"/>
               </w:rPr>
-              <w:t xml:space="preserve">Écrivez return this.numero; dans nombreEmises(). Lisez le refus du compilateur : il explique tout le thème en une phrase.</w:t>
+              <w:t xml:space="preserve">Écrivez </w:t>
+            </w:r>
+            <w:r>
+              <w:rPr>
+                <w:rFonts w:ascii="Consolas" w:hAnsi="Consolas" w:cs="Consolas"/>
+                <w:color w:val="E97132" w:themeColor="accent2"/>
+                <w:sz w:val="18"/>
+                <w:szCs w:val="18"/>
+              </w:rPr>
+              <w:t xml:space="preserve">return</w:t>
+            </w:r>
+            <w:r>
+              <w:rPr>
+                <w:sz w:val="22"/>
+                <w:szCs w:val="22"/>
+              </w:rPr>
+              <w:t xml:space="preserve"> </w:t>
+            </w:r>
+            <w:r>
+              <w:rPr>
+                <w:rFonts w:ascii="Consolas" w:hAnsi="Consolas" w:cs="Consolas"/>
+                <w:color w:val="E97132" w:themeColor="accent2"/>
+                <w:sz w:val="18"/>
+                <w:szCs w:val="18"/>
+              </w:rPr>
+              <w:t xml:space="preserve">this.numero</w:t>
+            </w:r>
+            <w:r>
+              <w:rPr>
+                <w:sz w:val="22"/>
+                <w:szCs w:val="22"/>
+              </w:rPr>
+              <w:t xml:space="preserve">; dans </w:t>
+            </w:r>
+            <w:r>
+              <w:rPr>
+                <w:rFonts w:ascii="Consolas" w:hAnsi="Consolas" w:cs="Consolas"/>
+                <w:color w:val="E97132" w:themeColor="accent2"/>
+                <w:sz w:val="18"/>
+                <w:szCs w:val="18"/>
+              </w:rPr>
+              <w:t xml:space="preserve">nombreEmises()</w:t>
+            </w:r>
+            <w:r>
+              <w:rPr>
+                <w:sz w:val="22"/>
+                <w:szCs w:val="22"/>
+              </w:rPr>
+              <w:t xml:space="preserve">. Lisez le refus du compilateur : il explique tout le thème en une phrase.</w:t>
             </w:r>
           </w:p>
         </w:tc>
@@ -1475,7 +2233,7 @@
           <w:sz w:val="24"/>
           <w:szCs w:val="24"/>
         </w:rPr>
-        <w:t xml:space="preserve">Vérification</w:t>
+        <w:t xml:space="preserve">Comment vérifier votre code</w:t>
       </w:r>
     </w:p>
     <w:tbl>
@@ -1514,10 +2272,19 @@
             </w:pPr>
             <w:r>
               <w:rPr>
+                <w:rFonts w:ascii="Consolas" w:hAnsi="Consolas" w:cs="Consolas"/>
+                <w:color w:val="E97132" w:themeColor="accent2"/>
+                <w:sz w:val="18"/>
+                <w:szCs w:val="18"/>
+              </w:rPr>
+              <w:t xml:space="preserve">nombreEmises()</w:t>
+            </w:r>
+            <w:r>
+              <w:rPr>
                 <w:sz w:val="22"/>
                 <w:szCs w:val="22"/>
               </w:rPr>
-              <w:t xml:space="preserve">nombreEmises() avant toute création</w:t>
+              <w:t xml:space="preserve"> avant toute création</w:t>
             </w:r>
             <w:r>
               <w:rPr>
@@ -1571,10 +2338,19 @@
             </w:pPr>
             <w:r>
               <w:rPr>
+                <w:rFonts w:ascii="Consolas" w:hAnsi="Consolas" w:cs="Consolas"/>
+                <w:color w:val="E97132" w:themeColor="accent2"/>
+                <w:sz w:val="18"/>
+                <w:szCs w:val="18"/>
+              </w:rPr>
+              <w:t xml:space="preserve">nombreEmises()</w:t>
+            </w:r>
+            <w:r>
+              <w:rPr>
                 <w:sz w:val="22"/>
                 <w:szCs w:val="22"/>
               </w:rPr>
-              <w:t xml:space="preserve">nombreEmises() après trois créations</w:t>
+              <w:t xml:space="preserve"> après trois créations</w:t>
             </w:r>
             <w:r>
               <w:rPr>
@@ -1590,10 +2366,19 @@
             </w:pPr>
             <w:r>
               <w:rPr>
+                <w:rFonts w:ascii="Consolas" w:hAnsi="Consolas" w:cs="Consolas"/>
+                <w:color w:val="E97132" w:themeColor="accent2"/>
+                <w:sz w:val="18"/>
+                <w:szCs w:val="18"/>
+              </w:rPr>
+              <w:t xml:space="preserve">toString()</w:t>
+            </w:r>
+            <w:r>
+              <w:rPr>
                 <w:sz w:val="22"/>
                 <w:szCs w:val="22"/>
               </w:rPr>
-              <w:t xml:space="preserve">toString() de la troisième</w:t>
+              <w:t xml:space="preserve"> de la troisième</w:t>
             </w:r>
             <w:r>
               <w:rPr>
@@ -1609,15 +2394,19 @@
             </w:pPr>
             <w:r>
               <w:rPr>
-                <w:sz w:val="22"/>
-                <w:szCs w:val="22"/>
+                <w:rFonts w:ascii="Consolas" w:hAnsi="Consolas" w:cs="Consolas"/>
+                <w:color w:val="E97132" w:themeColor="accent2"/>
+                <w:sz w:val="18"/>
+                <w:szCs w:val="18"/>
               </w:rPr>
               <w:t xml:space="preserve">resteDeLaPlace()</w:t>
             </w:r>
             <w:r>
               <w:rPr>
-                <w:sz w:val="22"/>
-                <w:szCs w:val="22"/>
+                <w:rFonts w:ascii="Consolas" w:hAnsi="Consolas" w:cs="Consolas"/>
+                <w:color w:val="E97132" w:themeColor="accent2"/>
+                <w:sz w:val="18"/>
+                <w:szCs w:val="18"/>
               </w:rPr>
               <w:t xml:space="preserve">true</w:t>
             </w:r>
@@ -1693,10 +2482,10 @@
       </w:r>
       <w:r>
         <w:rPr>
-          <w:rFonts w:ascii="Consolas" w:cs="Consolas" w:eastAsia="Consolas" w:hAnsi="Consolas"/>
-          <w:color w:val="8B2500"/>
-          <w:sz w:val="22"/>
-          <w:szCs w:val="22"/>
+          <w:rFonts w:ascii="Consolas" w:hAnsi="Consolas" w:cs="Consolas"/>
+          <w:color w:val="E97132" w:themeColor="accent2"/>
+          <w:sz w:val="18"/>
+          <w:szCs w:val="18"/>
         </w:rPr>
         <w:t xml:space="preserve">CC-OBJ.1</w:t>
       </w:r>
@@ -1726,10 +2515,10 @@
       </w:r>
       <w:r>
         <w:rPr>
-          <w:rFonts w:ascii="Consolas" w:cs="Consolas" w:eastAsia="Consolas" w:hAnsi="Consolas"/>
-          <w:color w:val="8B2500"/>
-          <w:sz w:val="22"/>
-          <w:szCs w:val="22"/>
+          <w:rFonts w:ascii="Consolas" w:hAnsi="Consolas" w:cs="Consolas"/>
+          <w:color w:val="E97132" w:themeColor="accent2"/>
+          <w:sz w:val="18"/>
+          <w:szCs w:val="18"/>
         </w:rPr>
         <w:t xml:space="preserve">CC-TST.3</w:t>
       </w:r>
@@ -1759,10 +2548,10 @@
       </w:r>
       <w:r>
         <w:rPr>
-          <w:rFonts w:ascii="Consolas" w:cs="Consolas" w:eastAsia="Consolas" w:hAnsi="Consolas"/>
-          <w:color w:val="8B2500"/>
-          <w:sz w:val="22"/>
-          <w:szCs w:val="22"/>
+          <w:rFonts w:ascii="Consolas" w:hAnsi="Consolas" w:cs="Consolas"/>
+          <w:color w:val="E97132" w:themeColor="accent2"/>
+          <w:sz w:val="18"/>
+          <w:szCs w:val="18"/>
         </w:rPr>
         <w:t xml:space="preserve">PLACES_MAX</w:t>
       </w:r>
@@ -1775,10 +2564,10 @@
       </w:r>
       <w:r>
         <w:rPr>
-          <w:rFonts w:ascii="Consolas" w:cs="Consolas" w:eastAsia="Consolas" w:hAnsi="Consolas"/>
-          <w:color w:val="8B2500"/>
-          <w:sz w:val="22"/>
-          <w:szCs w:val="22"/>
+          <w:rFonts w:ascii="Consolas" w:hAnsi="Consolas" w:cs="Consolas"/>
+          <w:color w:val="E97132" w:themeColor="accent2"/>
+          <w:sz w:val="18"/>
+          <w:szCs w:val="18"/>
         </w:rPr>
         <w:t xml:space="preserve">CC-NOM.7</w:t>
       </w:r>
@@ -1816,6 +2605,7 @@
     </w:p>
     <w:p>
       <w:pPr>
+        <w:keepNext/>
         <w:spacing w:after="120"/>
       </w:pPr>
       <w:r>
@@ -1826,7 +2616,18 @@
           <w:sz w:val="22"/>
           <w:szCs w:val="22"/>
         </w:rPr>
-        <w:t xml:space="preserve">Package : be.ephec.java.sta.e02</w:t>
+        <w:t xml:space="preserve">Package : </w:t>
+      </w:r>
+      <w:r>
+        <w:rPr>
+          <w:rFonts w:ascii="Consolas" w:hAnsi="Consolas" w:cs="Consolas"/>
+          <w:i/>
+          <w:iCs/>
+          <w:color w:val="E97132" w:themeColor="accent2"/>
+          <w:sz w:val="18"/>
+          <w:szCs w:val="18"/>
+        </w:rPr>
+        <w:t xml:space="preserve">be.ephec.java.sta.e02</w:t>
       </w:r>
     </w:p>
     <w:p>
@@ -1848,6 +2649,7 @@
     </w:p>
     <w:p>
       <w:pPr>
+        <w:keepNext w:val="false"/>
         <w:spacing w:after="120"/>
       </w:pPr>
       <w:r>
@@ -1877,6 +2679,7 @@
     </w:p>
     <w:p>
       <w:pPr>
+        <w:keepNext w:val="false"/>
         <w:spacing w:after="120"/>
       </w:pPr>
       <w:r>
@@ -1896,15 +2699,17 @@
       </w:pPr>
       <w:r>
         <w:rPr>
-          <w:rFonts w:ascii="Consolas" w:cs="Consolas" w:eastAsia="Consolas" w:hAnsi="Consolas"/>
-          <w:sz w:val="19"/>
-          <w:szCs w:val="19"/>
+          <w:rFonts w:ascii="Consolas" w:hAnsi="Consolas" w:cs="Consolas"/>
+          <w:color w:val="E97132" w:themeColor="accent2"/>
+          <w:sz w:val="18"/>
+          <w:szCs w:val="18"/>
         </w:rPr>
         <w:t xml:space="preserve">new Duree(2)</w:t>
       </w:r>
     </w:p>
     <w:p>
       <w:pPr>
+        <w:keepNext w:val="false"/>
         <w:spacing w:after="120"/>
       </w:pPr>
       <w:r>
@@ -1924,9 +2729,10 @@
       </w:pPr>
       <w:r>
         <w:rPr>
-          <w:rFonts w:ascii="Consolas" w:cs="Consolas" w:eastAsia="Consolas" w:hAnsi="Consolas"/>
-          <w:sz w:val="19"/>
-          <w:szCs w:val="19"/>
+          <w:rFonts w:ascii="Consolas" w:hAnsi="Consolas" w:cs="Consolas"/>
+          <w:color w:val="E97132" w:themeColor="accent2"/>
+          <w:sz w:val="18"/>
+          <w:szCs w:val="18"/>
         </w:rPr>
         <w:t xml:space="preserve">Duree.deHeures(2)      aucun doute</w:t>
       </w:r>
@@ -1940,9 +2746,10 @@
       </w:pPr>
       <w:r>
         <w:rPr>
-          <w:rFonts w:ascii="Consolas" w:cs="Consolas" w:eastAsia="Consolas" w:hAnsi="Consolas"/>
-          <w:sz w:val="19"/>
-          <w:szCs w:val="19"/>
+          <w:rFonts w:ascii="Consolas" w:hAnsi="Consolas" w:cs="Consolas"/>
+          <w:color w:val="E97132" w:themeColor="accent2"/>
+          <w:sz w:val="18"/>
+          <w:szCs w:val="18"/>
         </w:rPr>
         <w:t xml:space="preserve">Duree.deMinutes(2)     aucun doute non plus</w:t>
       </w:r>
@@ -2005,10 +2812,10 @@
       </w:r>
       <w:r>
         <w:rPr>
-          <w:rFonts w:ascii="Consolas" w:cs="Consolas" w:eastAsia="Consolas" w:hAnsi="Consolas"/>
-          <w:color w:val="8B2500"/>
-          <w:sz w:val="22"/>
-          <w:szCs w:val="22"/>
+          <w:rFonts w:ascii="Consolas" w:hAnsi="Consolas" w:cs="Consolas"/>
+          <w:color w:val="E97132" w:themeColor="accent2"/>
+          <w:sz w:val="18"/>
+          <w:szCs w:val="18"/>
         </w:rPr>
         <w:t xml:space="preserve">minutes</w:t>
       </w:r>
@@ -2021,10 +2828,10 @@
       </w:r>
       <w:r>
         <w:rPr>
-          <w:rFonts w:ascii="Consolas" w:cs="Consolas" w:eastAsia="Consolas" w:hAnsi="Consolas"/>
-          <w:color w:val="8B2500"/>
-          <w:sz w:val="22"/>
-          <w:szCs w:val="22"/>
+          <w:rFonts w:ascii="Consolas" w:hAnsi="Consolas" w:cs="Consolas"/>
+          <w:color w:val="E97132" w:themeColor="accent2"/>
+          <w:sz w:val="18"/>
+          <w:szCs w:val="18"/>
         </w:rPr>
         <w:t xml:space="preserve">private</w:t>
       </w:r>
@@ -2037,10 +2844,10 @@
       </w:r>
       <w:r>
         <w:rPr>
-          <w:rFonts w:ascii="Consolas" w:cs="Consolas" w:eastAsia="Consolas" w:hAnsi="Consolas"/>
-          <w:color w:val="8B2500"/>
-          <w:sz w:val="22"/>
-          <w:szCs w:val="22"/>
+          <w:rFonts w:ascii="Consolas" w:hAnsi="Consolas" w:cs="Consolas"/>
+          <w:color w:val="E97132" w:themeColor="accent2"/>
+          <w:sz w:val="18"/>
+          <w:szCs w:val="18"/>
         </w:rPr>
         <w:t xml:space="preserve">new Duree(...)</w:t>
       </w:r>
@@ -2162,7 +2969,8 @@
             </w:pPr>
             <w:r>
               <w:rPr>
-                <w:rFonts w:ascii="Consolas" w:cs="Consolas" w:eastAsia="Consolas" w:hAnsi="Consolas"/>
+                <w:rFonts w:ascii="Consolas" w:hAnsi="Consolas" w:cs="Consolas"/>
+                <w:color w:val="E97132" w:themeColor="accent2"/>
                 <w:sz w:val="18"/>
                 <w:szCs w:val="18"/>
               </w:rPr>
@@ -2214,7 +3022,8 @@
             </w:pPr>
             <w:r>
               <w:rPr>
-                <w:rFonts w:ascii="Consolas" w:cs="Consolas" w:eastAsia="Consolas" w:hAnsi="Consolas"/>
+                <w:rFonts w:ascii="Consolas" w:hAnsi="Consolas" w:cs="Consolas"/>
+                <w:color w:val="E97132" w:themeColor="accent2"/>
                 <w:sz w:val="18"/>
                 <w:szCs w:val="18"/>
               </w:rPr>
@@ -2266,7 +3075,8 @@
             </w:pPr>
             <w:r>
               <w:rPr>
-                <w:rFonts w:ascii="Consolas" w:cs="Consolas" w:eastAsia="Consolas" w:hAnsi="Consolas"/>
+                <w:rFonts w:ascii="Consolas" w:hAnsi="Consolas" w:cs="Consolas"/>
+                <w:color w:val="E97132" w:themeColor="accent2"/>
                 <w:sz w:val="18"/>
                 <w:szCs w:val="18"/>
               </w:rPr>
@@ -2318,7 +3128,8 @@
             </w:pPr>
             <w:r>
               <w:rPr>
-                <w:rFonts w:ascii="Consolas" w:cs="Consolas" w:eastAsia="Consolas" w:hAnsi="Consolas"/>
+                <w:rFonts w:ascii="Consolas" w:hAnsi="Consolas" w:cs="Consolas"/>
+                <w:color w:val="E97132" w:themeColor="accent2"/>
                 <w:sz w:val="18"/>
                 <w:szCs w:val="18"/>
               </w:rPr>
@@ -2370,7 +3181,8 @@
             </w:pPr>
             <w:r>
               <w:rPr>
-                <w:rFonts w:ascii="Consolas" w:cs="Consolas" w:eastAsia="Consolas" w:hAnsi="Consolas"/>
+                <w:rFonts w:ascii="Consolas" w:hAnsi="Consolas" w:cs="Consolas"/>
+                <w:color w:val="E97132" w:themeColor="accent2"/>
                 <w:sz w:val="18"/>
                 <w:szCs w:val="18"/>
               </w:rPr>
@@ -2422,7 +3234,8 @@
             </w:pPr>
             <w:r>
               <w:rPr>
-                <w:rFonts w:ascii="Consolas" w:cs="Consolas" w:eastAsia="Consolas" w:hAnsi="Consolas"/>
+                <w:rFonts w:ascii="Consolas" w:hAnsi="Consolas" w:cs="Consolas"/>
+                <w:color w:val="E97132" w:themeColor="accent2"/>
                 <w:sz w:val="18"/>
                 <w:szCs w:val="18"/>
               </w:rPr>
@@ -2466,7 +3279,27 @@
           <w:sz w:val="22"/>
           <w:szCs w:val="22"/>
         </w:rPr>
-        <w:t xml:space="preserve">Les trois points de total(Duree...) </w:t>
+        <w:t xml:space="preserve">Les trois points de </w:t>
+      </w:r>
+      <w:r>
+        <w:rPr>
+          <w:rFonts w:ascii="Consolas" w:hAnsi="Consolas" w:cs="Consolas"/>
+          <w:b/>
+          <w:bCs/>
+          <w:color w:val="E97132" w:themeColor="accent2"/>
+          <w:sz w:val="18"/>
+          <w:szCs w:val="18"/>
+        </w:rPr>
+        <w:t xml:space="preserve">total(Duree...)</w:t>
+      </w:r>
+      <w:r>
+        <w:rPr>
+          <w:b/>
+          <w:bCs/>
+          <w:sz w:val="22"/>
+          <w:szCs w:val="22"/>
+        </w:rPr>
+        <w:t xml:space="preserve"> </w:t>
       </w:r>
       <w:r>
         <w:rPr>
@@ -2477,10 +3310,10 @@
       </w:r>
       <w:r>
         <w:rPr>
-          <w:rFonts w:ascii="Consolas" w:cs="Consolas" w:eastAsia="Consolas" w:hAnsi="Consolas"/>
-          <w:color w:val="8B2500"/>
-          <w:sz w:val="22"/>
-          <w:szCs w:val="22"/>
+          <w:rFonts w:ascii="Consolas" w:hAnsi="Consolas" w:cs="Consolas"/>
+          <w:color w:val="E97132" w:themeColor="accent2"/>
+          <w:sz w:val="18"/>
+          <w:szCs w:val="18"/>
         </w:rPr>
         <w:t xml:space="preserve">Duree.total(a, b, c)</w:t>
       </w:r>
@@ -2493,10 +3326,10 @@
       </w:r>
       <w:r>
         <w:rPr>
-          <w:rFonts w:ascii="Consolas" w:cs="Consolas" w:eastAsia="Consolas" w:hAnsi="Consolas"/>
-          <w:color w:val="8B2500"/>
-          <w:sz w:val="22"/>
-          <w:szCs w:val="22"/>
+          <w:rFonts w:ascii="Consolas" w:hAnsi="Consolas" w:cs="Consolas"/>
+          <w:color w:val="E97132" w:themeColor="accent2"/>
+          <w:sz w:val="18"/>
+          <w:szCs w:val="18"/>
         </w:rPr>
         <w:t xml:space="preserve">Duree.total()</w:t>
       </w:r>
@@ -2558,10 +3391,19 @@
             </w:pPr>
             <w:r>
               <w:rPr>
+                <w:rFonts w:ascii="Consolas" w:hAnsi="Consolas" w:cs="Consolas"/>
+                <w:color w:val="E97132" w:themeColor="accent2"/>
+                <w:sz w:val="18"/>
+                <w:szCs w:val="18"/>
+              </w:rPr>
+              <w:t xml:space="preserve">plus()</w:t>
+            </w:r>
+            <w:r>
+              <w:rPr>
                 <w:sz w:val="22"/>
                 <w:szCs w:val="22"/>
               </w:rPr>
-              <w:t xml:space="preserve">plus() rend une NOUVELLE durée : ni celle sur laquelle on l'appelle, ni celle qu'on lui passe ne changent.</w:t>
+              <w:t xml:space="preserve"> rend une NOUVELLE durée : ni celle sur laquelle on l'appelle, ni celle qu'on lui passe ne changent.</w:t>
             </w:r>
           </w:p>
           <w:p>
@@ -2573,7 +3415,23 @@
                 <w:sz w:val="22"/>
                 <w:szCs w:val="22"/>
               </w:rPr>
-              <w:t xml:space="preserve">C'est l'immuabilité rencontrée en TMP.2 avec LocalDate, appliquée cette fois à une classe que vous écrivez. Le champ étant final, vous n'avez de toute façon pas le choix.</w:t>
+              <w:t xml:space="preserve">C'est l'immuabilité rencontrée en TMP.2 avec </w:t>
+            </w:r>
+            <w:r>
+              <w:rPr>
+                <w:rFonts w:ascii="Consolas" w:hAnsi="Consolas" w:cs="Consolas"/>
+                <w:color w:val="E97132" w:themeColor="accent2"/>
+                <w:sz w:val="18"/>
+                <w:szCs w:val="18"/>
+              </w:rPr>
+              <w:t xml:space="preserve">LocalDate</w:t>
+            </w:r>
+            <w:r>
+              <w:rPr>
+                <w:sz w:val="22"/>
+                <w:szCs w:val="22"/>
+              </w:rPr>
+              <w:t xml:space="preserve">, appliquée cette fois à une classe que vous écrivez. Le champ étant final, vous n'avez de toute façon pas le choix.</w:t>
             </w:r>
           </w:p>
         </w:tc>
@@ -2593,7 +3451,7 @@
           <w:sz w:val="24"/>
           <w:szCs w:val="24"/>
         </w:rPr>
-        <w:t xml:space="preserve">Vérification</w:t>
+        <w:t xml:space="preserve">Comment vérifier votre code</w:t>
       </w:r>
     </w:p>
     <w:tbl>
@@ -2632,124 +3490,152 @@
             </w:pPr>
             <w:r>
               <w:rPr>
+                <w:rFonts w:ascii="Consolas" w:hAnsi="Consolas" w:cs="Consolas"/>
+                <w:color w:val="E97132" w:themeColor="accent2"/>
+                <w:sz w:val="18"/>
+                <w:szCs w:val="18"/>
+              </w:rPr>
+              <w:t xml:space="preserve">deHeures(2).enMinutes()</w:t>
+            </w:r>
+            <w:r>
+              <w:rPr>
                 <w:sz w:val="22"/>
                 <w:szCs w:val="22"/>
               </w:rPr>
-              <w:t xml:space="preserve">deHeures(2).enMinutes()</w:t>
+              <w:t xml:space="preserve">120</w:t>
+            </w:r>
+          </w:p>
+          <w:p>
+            <w:pPr>
+              <w:spacing w:after="80"/>
+            </w:pPr>
+            <w:r>
+              <w:rPr>
+                <w:rFonts w:ascii="Consolas" w:hAnsi="Consolas" w:cs="Consolas"/>
+                <w:color w:val="E97132" w:themeColor="accent2"/>
+                <w:sz w:val="18"/>
+                <w:szCs w:val="18"/>
+              </w:rPr>
+              <w:t xml:space="preserve">deHeures(3).plus(deMinutes(35))</w:t>
             </w:r>
             <w:r>
               <w:rPr>
                 <w:sz w:val="22"/>
                 <w:szCs w:val="22"/>
               </w:rPr>
-              <w:t xml:space="preserve">120</w:t>
+              <w:t xml:space="preserve">3h35</w:t>
             </w:r>
           </w:p>
           <w:p>
             <w:pPr>
               <w:spacing w:after="80"/>
             </w:pPr>
+            <w:r>
+              <w:rPr>
+                <w:rFonts w:ascii="Consolas" w:hAnsi="Consolas" w:cs="Consolas"/>
+                <w:color w:val="E97132" w:themeColor="accent2"/>
+                <w:sz w:val="18"/>
+                <w:szCs w:val="18"/>
+              </w:rPr>
+              <w:t xml:space="preserve">deMinutes(15)</w:t>
+            </w:r>
             <w:r>
               <w:rPr>
                 <w:sz w:val="22"/>
                 <w:szCs w:val="22"/>
               </w:rPr>
-              <w:t xml:space="preserve">deHeures(3).plus(deMinutes(35))</w:t>
+              <w:t xml:space="preserve">15min</w:t>
+            </w:r>
+          </w:p>
+          <w:p>
+            <w:pPr>
+              <w:spacing w:after="80"/>
+            </w:pPr>
+            <w:r>
+              <w:rPr>
+                <w:rFonts w:ascii="Consolas" w:hAnsi="Consolas" w:cs="Consolas"/>
+                <w:color w:val="E97132" w:themeColor="accent2"/>
+                <w:sz w:val="18"/>
+                <w:szCs w:val="18"/>
+              </w:rPr>
+              <w:t xml:space="preserve">deHeures(2)</w:t>
             </w:r>
             <w:r>
               <w:rPr>
                 <w:sz w:val="22"/>
                 <w:szCs w:val="22"/>
               </w:rPr>
-              <w:t xml:space="preserve">3h35</w:t>
+              <w:t xml:space="preserve">2h00</w:t>
             </w:r>
           </w:p>
           <w:p>
             <w:pPr>
               <w:spacing w:after="80"/>
             </w:pPr>
+            <w:r>
+              <w:rPr>
+                <w:rFonts w:ascii="Consolas" w:hAnsi="Consolas" w:cs="Consolas"/>
+                <w:color w:val="E97132" w:themeColor="accent2"/>
+                <w:sz w:val="18"/>
+                <w:szCs w:val="18"/>
+              </w:rPr>
+              <w:t xml:space="preserve">total(3h35, 15min, 3h35)</w:t>
+            </w:r>
             <w:r>
               <w:rPr>
                 <w:sz w:val="22"/>
                 <w:szCs w:val="22"/>
               </w:rPr>
-              <w:t xml:space="preserve">deMinutes(15)</w:t>
+              <w:t xml:space="preserve">7h25</w:t>
+            </w:r>
+          </w:p>
+          <w:p>
+            <w:pPr>
+              <w:spacing w:after="80"/>
+            </w:pPr>
+            <w:r>
+              <w:rPr>
+                <w:rFonts w:ascii="Consolas" w:hAnsi="Consolas" w:cs="Consolas"/>
+                <w:color w:val="E97132" w:themeColor="accent2"/>
+                <w:sz w:val="18"/>
+                <w:szCs w:val="18"/>
+              </w:rPr>
+              <w:t xml:space="preserve">total()</w:t>
             </w:r>
             <w:r>
               <w:rPr>
                 <w:sz w:val="22"/>
                 <w:szCs w:val="22"/>
               </w:rPr>
-              <w:t xml:space="preserve">15min</w:t>
-            </w:r>
-          </w:p>
-          <w:p>
-            <w:pPr>
-              <w:spacing w:after="80"/>
+              <w:t xml:space="preserve">0min</w:t>
+            </w:r>
+          </w:p>
+          <w:p>
+            <w:pPr>
+              <w:spacing w:after="0"/>
             </w:pPr>
             <w:r>
               <w:rPr>
                 <w:sz w:val="22"/>
                 <w:szCs w:val="22"/>
               </w:rPr>
-              <w:t xml:space="preserve">deHeures(2)</w:t>
+              <w:t xml:space="preserve">après </w:t>
+            </w:r>
+            <w:r>
+              <w:rPr>
+                <w:rFonts w:ascii="Consolas" w:hAnsi="Consolas" w:cs="Consolas"/>
+                <w:color w:val="E97132" w:themeColor="accent2"/>
+                <w:sz w:val="18"/>
+                <w:szCs w:val="18"/>
+              </w:rPr>
+              <w:t xml:space="preserve">a.plus(b)</w:t>
             </w:r>
             <w:r>
               <w:rPr>
                 <w:sz w:val="22"/>
                 <w:szCs w:val="22"/>
               </w:rPr>
-              <w:t xml:space="preserve">2h00</w:t>
-            </w:r>
-          </w:p>
-          <w:p>
-            <w:pPr>
-              <w:spacing w:after="80"/>
-            </w:pPr>
-            <w:r>
-              <w:rPr>
-                <w:sz w:val="22"/>
-                <w:szCs w:val="22"/>
-              </w:rPr>
-              <w:t xml:space="preserve">total(3h35, 15min, 3h35)</w:t>
-            </w:r>
-            <w:r>
-              <w:rPr>
-                <w:sz w:val="22"/>
-                <w:szCs w:val="22"/>
-              </w:rPr>
-              <w:t xml:space="preserve">7h25</w:t>
-            </w:r>
-          </w:p>
-          <w:p>
-            <w:pPr>
-              <w:spacing w:after="80"/>
-            </w:pPr>
-            <w:r>
-              <w:rPr>
-                <w:sz w:val="22"/>
-                <w:szCs w:val="22"/>
-              </w:rPr>
-              <w:t xml:space="preserve">total()</w:t>
-            </w:r>
-            <w:r>
-              <w:rPr>
-                <w:sz w:val="22"/>
-                <w:szCs w:val="22"/>
-              </w:rPr>
-              <w:t xml:space="preserve">0min</w:t>
-            </w:r>
-          </w:p>
-          <w:p>
-            <w:pPr>
-              <w:spacing w:after="0"/>
-            </w:pPr>
-            <w:r>
-              <w:rPr>
-                <w:sz w:val="22"/>
-                <w:szCs w:val="22"/>
-              </w:rPr>
-              <w:t xml:space="preserve">après a.plus(b), a vaut toujours</w:t>
+              <w:t xml:space="preserve">, a vaut toujours</w:t>
             </w:r>
             <w:r>
               <w:rPr>
@@ -2797,10 +3683,10 @@
       </w:r>
       <w:r>
         <w:rPr>
-          <w:rFonts w:ascii="Consolas" w:cs="Consolas" w:eastAsia="Consolas" w:hAnsi="Consolas"/>
-          <w:color w:val="8B2500"/>
-          <w:sz w:val="22"/>
-          <w:szCs w:val="22"/>
+          <w:rFonts w:ascii="Consolas" w:hAnsi="Consolas" w:cs="Consolas"/>
+          <w:color w:val="E97132" w:themeColor="accent2"/>
+          <w:sz w:val="18"/>
+          <w:szCs w:val="18"/>
         </w:rPr>
         <w:t xml:space="preserve">new Duree(90)</w:t>
       </w:r>
@@ -2830,10 +3716,10 @@
       </w:r>
       <w:r>
         <w:rPr>
-          <w:rFonts w:ascii="Consolas" w:cs="Consolas" w:eastAsia="Consolas" w:hAnsi="Consolas"/>
-          <w:color w:val="8B2500"/>
-          <w:sz w:val="22"/>
-          <w:szCs w:val="22"/>
+          <w:rFonts w:ascii="Consolas" w:hAnsi="Consolas" w:cs="Consolas"/>
+          <w:color w:val="E97132" w:themeColor="accent2"/>
+          <w:sz w:val="18"/>
+          <w:szCs w:val="18"/>
         </w:rPr>
         <w:t xml:space="preserve">total()</w:t>
       </w:r>
@@ -2846,10 +3732,10 @@
       </w:r>
       <w:r>
         <w:rPr>
-          <w:rFonts w:ascii="Consolas" w:cs="Consolas" w:eastAsia="Consolas" w:hAnsi="Consolas"/>
-          <w:color w:val="8B2500"/>
-          <w:sz w:val="22"/>
-          <w:szCs w:val="22"/>
+          <w:rFonts w:ascii="Consolas" w:hAnsi="Consolas" w:cs="Consolas"/>
+          <w:color w:val="E97132" w:themeColor="accent2"/>
+          <w:sz w:val="18"/>
+          <w:szCs w:val="18"/>
         </w:rPr>
         <w:t xml:space="preserve">plus()</w:t>
       </w:r>
@@ -2892,14 +3778,30 @@
           <w:sz w:val="22"/>
           <w:szCs w:val="22"/>
         </w:rPr>
-        <w:t xml:space="preserve">Pourriez-vous ajouter une fabrique deSecondes(int) sans toucher au reste de la classe ? Voir </w:t>
-      </w:r>
-      <w:r>
-        <w:rPr>
-          <w:rFonts w:ascii="Consolas" w:cs="Consolas" w:eastAsia="Consolas" w:hAnsi="Consolas"/>
-          <w:color w:val="8B2500"/>
-          <w:sz w:val="22"/>
-          <w:szCs w:val="22"/>
+        <w:t xml:space="preserve">Pourriez-vous ajouter une fabrique </w:t>
+      </w:r>
+      <w:r>
+        <w:rPr>
+          <w:rFonts w:ascii="Consolas" w:hAnsi="Consolas" w:cs="Consolas"/>
+          <w:color w:val="E97132" w:themeColor="accent2"/>
+          <w:sz w:val="18"/>
+          <w:szCs w:val="18"/>
+        </w:rPr>
+        <w:t xml:space="preserve">deSecondes(int)</w:t>
+      </w:r>
+      <w:r>
+        <w:rPr>
+          <w:sz w:val="22"/>
+          <w:szCs w:val="22"/>
+        </w:rPr>
+        <w:t xml:space="preserve"> sans toucher au reste de la classe ? Voir </w:t>
+      </w:r>
+      <w:r>
+        <w:rPr>
+          <w:rFonts w:ascii="Consolas" w:hAnsi="Consolas" w:cs="Consolas"/>
+          <w:color w:val="E97132" w:themeColor="accent2"/>
+          <w:sz w:val="18"/>
+          <w:szCs w:val="18"/>
         </w:rPr>
         <w:t xml:space="preserve">CC-CLS.1</w:t>
       </w:r>
@@ -2922,17 +3824,58 @@
       </w:pPr>
       <w:r>
         <w:rPr>
-          <w:sz w:val="22"/>
-          <w:szCs w:val="22"/>
-        </w:rPr>
-        <w:t xml:space="preserve">deMinutes et deHeures disent leur unité dans leur nom. Qu'auriez-vous fait avec un paramètre booléen enHeures ? Voir </w:t>
-      </w:r>
-      <w:r>
-        <w:rPr>
-          <w:rFonts w:ascii="Consolas" w:cs="Consolas" w:eastAsia="Consolas" w:hAnsi="Consolas"/>
-          <w:color w:val="8B2500"/>
-          <w:sz w:val="22"/>
-          <w:szCs w:val="22"/>
+          <w:rFonts w:ascii="Consolas" w:hAnsi="Consolas" w:cs="Consolas"/>
+          <w:color w:val="E97132" w:themeColor="accent2"/>
+          <w:sz w:val="18"/>
+          <w:szCs w:val="18"/>
+        </w:rPr>
+        <w:t xml:space="preserve">deMinutes</w:t>
+      </w:r>
+      <w:r>
+        <w:rPr>
+          <w:sz w:val="22"/>
+          <w:szCs w:val="22"/>
+        </w:rPr>
+        <w:t xml:space="preserve"> et </w:t>
+      </w:r>
+      <w:r>
+        <w:rPr>
+          <w:rFonts w:ascii="Consolas" w:hAnsi="Consolas" w:cs="Consolas"/>
+          <w:color w:val="E97132" w:themeColor="accent2"/>
+          <w:sz w:val="18"/>
+          <w:szCs w:val="18"/>
+        </w:rPr>
+        <w:t xml:space="preserve">deHeures</w:t>
+      </w:r>
+      <w:r>
+        <w:rPr>
+          <w:sz w:val="22"/>
+          <w:szCs w:val="22"/>
+        </w:rPr>
+        <w:t xml:space="preserve"> disent leur unité dans leur nom. Qu'auriez-vous fait avec un paramètre booléen </w:t>
+      </w:r>
+      <w:r>
+        <w:rPr>
+          <w:rFonts w:ascii="Consolas" w:hAnsi="Consolas" w:cs="Consolas"/>
+          <w:color w:val="E97132" w:themeColor="accent2"/>
+          <w:sz w:val="18"/>
+          <w:szCs w:val="18"/>
+        </w:rPr>
+        <w:t xml:space="preserve">enHeures</w:t>
+      </w:r>
+      <w:r>
+        <w:rPr>
+          <w:sz w:val="22"/>
+          <w:szCs w:val="22"/>
+        </w:rPr>
+        <w:t xml:space="preserve"> ? Voir </w:t>
+      </w:r>
+      <w:r>
+        <w:rPr>
+          <w:rFonts w:ascii="Consolas" w:hAnsi="Consolas" w:cs="Consolas"/>
+          <w:color w:val="E97132" w:themeColor="accent2"/>
+          <w:sz w:val="18"/>
+          <w:szCs w:val="18"/>
         </w:rPr>
         <w:t xml:space="preserve">CC-MET.5</w:t>
       </w:r>
@@ -2945,7 +3888,7 @@
       </w:r>
     </w:p>
     <w:sectPr>
-      <w:footerReference w:type="default" r:id="rId8"/>
+      <w:footerReference w:type="default" r:id="rId9"/>
       <w:pgSz w:w="11906" w:h="16838" w:orient="portrait"/>
       <w:pgMar w:top="1440" w:right="1440" w:bottom="1440" w:left="1440" w:header="708" w:footer="708" w:gutter="0"/>
       <w:pgNumType w:start="1"/>
@@ -3048,7 +3991,7 @@
       <w:fldChar w:fldCharType="separate"/>
     </w:r>
     <w:r>
-      <w:t>5</w:t>
+      <w:t>6</w:t>
     </w:r>
     <w:r>
       <w:fldChar w:fldCharType="end"/>
@@ -3210,7 +4153,13 @@
 <file path=word/styles.xml><?xml version="1.0" encoding="utf-8"?>
 <w:styles xmlns:mc="http://schemas.openxmlformats.org/markup-compatibility/2006" xmlns:r="http://schemas.openxmlformats.org/officeDocument/2006/relationships" xmlns:w="http://schemas.openxmlformats.org/wordprocessingml/2006/main" xmlns:w14="http://schemas.microsoft.com/office/word/2010/wordml" xmlns:w15="http://schemas.microsoft.com/office/word/2012/wordml" mc:Ignorable="w14 w15">
   <w:docDefaults>
-    <w:rPrDefault/>
+    <w:rPrDefault>
+      <w:rPr>
+        <w:rFonts w:ascii="Cormorant Garamond" w:hAnsi="Cormorant Garamond" w:eastAsia="Cormorant Garamond" w:cs="Cormorant Garamond"/>
+        <w:sz w:val="22"/>
+        <w:szCs w:val="22"/>
+      </w:rPr>
+    </w:rPrDefault>
     <w:pPrDefault/>
   </w:docDefaults>
   <w:style w:type="paragraph" w:styleId="Title">
@@ -3219,6 +4168,7 @@
     <w:next w:val="Normal"/>
     <w:qFormat/>
     <w:rPr>
+      <w:rFonts w:ascii="Cormorant Garamond" w:hAnsi="Cormorant Garamond" w:eastAsia="Cormorant Garamond" w:cs="Cormorant Garamond"/>
       <w:sz w:val="56"/>
       <w:szCs w:val="56"/>
     </w:rPr>
@@ -3229,6 +4179,7 @@
     <w:next w:val="Normal"/>
     <w:qFormat/>
     <w:rPr>
+      <w:rFonts w:ascii="Cormorant Garamond" w:hAnsi="Cormorant Garamond" w:eastAsia="Cormorant Garamond" w:cs="Cormorant Garamond"/>
       <w:color w:val="2E74B5"/>
       <w:sz w:val="32"/>
       <w:szCs w:val="32"/>
@@ -3240,6 +4191,7 @@
     <w:next w:val="Normal"/>
     <w:qFormat/>
     <w:rPr>
+      <w:rFonts w:ascii="Cormorant Garamond" w:hAnsi="Cormorant Garamond" w:eastAsia="Cormorant Garamond" w:cs="Cormorant Garamond"/>
       <w:color w:val="2E74B5"/>
       <w:sz w:val="26"/>
       <w:szCs w:val="26"/>
@@ -3251,6 +4203,7 @@
     <w:next w:val="Normal"/>
     <w:qFormat/>
     <w:rPr>
+      <w:rFonts w:ascii="Cormorant Garamond" w:hAnsi="Cormorant Garamond" w:eastAsia="Cormorant Garamond" w:cs="Cormorant Garamond"/>
       <w:color w:val="1F4D78"/>
       <w:sz w:val="24"/>
       <w:szCs w:val="24"/>
@@ -3262,6 +4215,7 @@
     <w:next w:val="Normal"/>
     <w:qFormat/>
     <w:rPr>
+      <w:rFonts w:ascii="Cormorant Garamond" w:hAnsi="Cormorant Garamond" w:eastAsia="Cormorant Garamond" w:cs="Cormorant Garamond"/>
       <w:i/>
       <w:iCs/>
       <w:color w:val="2E74B5"/>
@@ -3273,6 +4227,7 @@
     <w:next w:val="Normal"/>
     <w:qFormat/>
     <w:rPr>
+      <w:rFonts w:ascii="Cormorant Garamond" w:hAnsi="Cormorant Garamond" w:eastAsia="Cormorant Garamond" w:cs="Cormorant Garamond"/>
       <w:color w:val="2E74B5"/>
     </w:rPr>
   </w:style>
@@ -3282,6 +4237,7 @@
     <w:next w:val="Normal"/>
     <w:qFormat/>
     <w:rPr>
+      <w:rFonts w:ascii="Cormorant Garamond" w:hAnsi="Cormorant Garamond" w:eastAsia="Cormorant Garamond" w:cs="Cormorant Garamond"/>
       <w:color w:val="1F4D78"/>
     </w:rPr>
   </w:style>

--- a/enonces/STA_enonces.docx
+++ b/enonces/STA_enonces.docx
@@ -4,7 +4,9 @@
   <w:body>
     <w:p>
       <w:pPr>
-        <w:spacing w:after="0"/>
+        <w:tabs>
+          <w:tab w:val="right" w:pos="9026"/>
+        </w:tabs>
       </w:pPr>
       <w:r>
         <w:drawing>
@@ -46,95 +48,112 @@
           </wp:inline>
         </w:drawing>
       </w:r>
-    </w:p>
-    <w:p>
-      <w:pPr>
-        <w:spacing w:after="120" w:before="700"/>
-        <w:jc w:val="center"/>
-      </w:pPr>
-      <w:r>
-        <w:rPr>
-          <w:color w:val="595959"/>
-          <w:sz w:val="26"/>
-          <w:szCs w:val="26"/>
-        </w:rPr>
-        <w:t xml:space="preserve">Programmation orientée objet — Java</w:t>
-      </w:r>
-    </w:p>
-    <w:p>
-      <w:pPr>
-        <w:spacing w:after="100"/>
-        <w:jc w:val="center"/>
-      </w:pPr>
-      <w:r>
-        <w:rPr>
+      <w:r>
+        <w:rPr>
+          <w:rFonts w:ascii="Calibri" w:cs="Calibri" w:eastAsia="Calibri" w:hAnsi="Calibri"/>
+          <w:sz w:val="36"/>
+          <w:szCs w:val="36"/>
+        </w:rPr>
+        <w:tab/>
+      </w:r>
+      <w:r>
+        <w:rPr>
+          <w:rFonts w:ascii="Calibri" w:cs="Calibri" w:eastAsia="Calibri" w:hAnsi="Calibri"/>
+          <w:color w:val="000000"/>
+          <w:sz w:val="36"/>
+          <w:szCs w:val="36"/>
+        </w:rPr>
+        <w:t xml:space="preserve">Année académique </w:t>
+      </w:r>
+      <w:r>
+        <w:rPr>
+          <w:rFonts w:ascii="Calibri" w:cs="Calibri" w:eastAsia="Calibri" w:hAnsi="Calibri"/>
           <w:b/>
           <w:bCs/>
-          <w:color w:val="1F4E79"/>
-          <w:sz w:val="52"/>
-          <w:szCs w:val="52"/>
-        </w:rPr>
-        <w:t xml:space="preserve">Thème STA</w:t>
-      </w:r>
-    </w:p>
-    <w:p>
-      <w:pPr>
-        <w:spacing w:after="200"/>
+          <w:color w:val="000000"/>
+          <w:sz w:val="36"/>
+          <w:szCs w:val="36"/>
+        </w:rPr>
+        <w:t xml:space="preserve">2026-2027</w:t>
+      </w:r>
+    </w:p>
+    <w:p>
+      <w:pPr>
+        <w:spacing w:after="120" w:before="3900"/>
         <w:jc w:val="center"/>
       </w:pPr>
       <w:r>
         <w:rPr>
+          <w:rFonts w:ascii="Calibri" w:cs="Calibri" w:eastAsia="Calibri" w:hAnsi="Calibri"/>
+          <w:color w:val="000000"/>
+          <w:sz w:val="36"/>
+          <w:szCs w:val="36"/>
+        </w:rPr>
+        <w:t xml:space="preserve">Programmation orientée objet — Java</w:t>
+      </w:r>
+    </w:p>
+    <w:p>
+      <w:pPr>
+        <w:spacing w:after="100" w:before="0"/>
+        <w:jc w:val="center"/>
+      </w:pPr>
+      <w:r>
+        <w:rPr>
+          <w:rFonts w:ascii="Calibri" w:cs="Calibri" w:eastAsia="Calibri" w:hAnsi="Calibri"/>
           <w:b/>
           <w:bCs/>
-          <w:color w:val="1F4E79"/>
-          <w:sz w:val="32"/>
-          <w:szCs w:val="32"/>
+          <w:color w:val="000000"/>
+          <w:sz w:val="72"/>
+          <w:szCs w:val="72"/>
+        </w:rPr>
+        <w:t xml:space="preserve">Module STA</w:t>
+      </w:r>
+    </w:p>
+    <w:p>
+      <w:pPr>
+        <w:spacing w:after="200" w:before="0"/>
+        <w:jc w:val="center"/>
+      </w:pPr>
+      <w:r>
+        <w:rPr>
+          <w:rFonts w:ascii="Calibri" w:cs="Calibri" w:eastAsia="Calibri" w:hAnsi="Calibri"/>
+          <w:b/>
+          <w:bCs/>
+          <w:color w:val="000000"/>
+          <w:sz w:val="40"/>
+          <w:szCs w:val="40"/>
         </w:rPr>
         <w:t xml:space="preserve">Membres de classe</w:t>
       </w:r>
     </w:p>
     <w:p>
       <w:pPr>
-        <w:spacing w:after="800"/>
+        <w:spacing w:after="800" w:before="0"/>
         <w:jc w:val="center"/>
       </w:pPr>
       <w:r>
         <w:rPr>
-          <w:color w:val="595959"/>
-          <w:sz w:val="26"/>
-          <w:szCs w:val="26"/>
+          <w:rFonts w:ascii="Calibri" w:cs="Calibri" w:eastAsia="Calibri" w:hAnsi="Calibri"/>
+          <w:color w:val="000000"/>
+          <w:sz w:val="36"/>
+          <w:szCs w:val="36"/>
         </w:rPr>
         <w:t xml:space="preserve">Ce qui appartient à la classe, et non aux objets</w:t>
       </w:r>
     </w:p>
     <w:p>
       <w:pPr>
-        <w:keepNext w:val="false"/>
-        <w:spacing w:after="120"/>
+        <w:spacing w:after="120" w:before="5450"/>
         <w:jc w:val="center"/>
       </w:pPr>
       <w:r>
         <w:rPr>
-          <w:color w:val="595959"/>
-          <w:sz w:val="22"/>
-          <w:szCs w:val="22"/>
+          <w:rFonts w:ascii="Calibri" w:cs="Calibri" w:eastAsia="Calibri" w:hAnsi="Calibri"/>
+          <w:color w:val="000000"/>
+          <w:sz w:val="36"/>
+          <w:szCs w:val="36"/>
         </w:rPr>
         <w:t xml:space="preserve">EPHEC — Bachelier en informatique, niveau 2</w:t>
-      </w:r>
-    </w:p>
-    <w:p>
-      <w:pPr>
-        <w:keepNext w:val="false"/>
-        <w:spacing w:after="120"/>
-        <w:jc w:val="center"/>
-      </w:pPr>
-      <w:r>
-        <w:rPr>
-          <w:color w:val="595959"/>
-          <w:sz w:val="22"/>
-          <w:szCs w:val="22"/>
-        </w:rPr>
-        <w:t xml:space="preserve">Année académique 2026-2027</w:t>
       </w:r>
     </w:p>
     <w:p>
@@ -2268,7 +2287,10 @@
           </w:tcPr>
           <w:p>
             <w:pPr>
-              <w:spacing w:after="80"/>
+              <w:tabs>
+                <w:tab w:val="left" w:pos="4300"/>
+              </w:tabs>
+              <w:spacing w:after="40"/>
             </w:pPr>
             <w:r>
               <w:rPr>
@@ -2277,65 +2299,8 @@
                 <w:sz w:val="18"/>
                 <w:szCs w:val="18"/>
               </w:rPr>
-              <w:t xml:space="preserve">nombreEmises()</w:t>
-            </w:r>
-            <w:r>
-              <w:rPr>
-                <w:sz w:val="22"/>
-                <w:szCs w:val="22"/>
-              </w:rPr>
-              <w:t xml:space="preserve"> avant toute création</w:t>
-            </w:r>
-            <w:r>
-              <w:rPr>
-                <w:sz w:val="22"/>
-                <w:szCs w:val="22"/>
-              </w:rPr>
-              <w:t xml:space="preserve">0</w:t>
-            </w:r>
-          </w:p>
-          <w:p>
-            <w:pPr>
-              <w:spacing w:after="80"/>
-            </w:pPr>
-            <w:r>
-              <w:rPr>
-                <w:sz w:val="22"/>
-                <w:szCs w:val="22"/>
-              </w:rPr>
-              <w:t xml:space="preserve">numéro de la première réservation</w:t>
-            </w:r>
-            <w:r>
-              <w:rPr>
-                <w:sz w:val="22"/>
-                <w:szCs w:val="22"/>
-              </w:rPr>
-              <w:t xml:space="preserve">1</w:t>
-            </w:r>
-          </w:p>
-          <w:p>
-            <w:pPr>
-              <w:spacing w:after="80"/>
-            </w:pPr>
-            <w:r>
-              <w:rPr>
-                <w:sz w:val="22"/>
-                <w:szCs w:val="22"/>
-              </w:rPr>
-              <w:t xml:space="preserve">numéro de la troisième</w:t>
-            </w:r>
-            <w:r>
-              <w:rPr>
-                <w:sz w:val="22"/>
-                <w:szCs w:val="22"/>
-              </w:rPr>
-              <w:t xml:space="preserve">3</w:t>
-            </w:r>
-          </w:p>
-          <w:p>
-            <w:pPr>
-              <w:spacing w:after="80"/>
-            </w:pPr>
+              <w:t xml:space="preserve">nombreEmises() avant toute création</w:t>
+            </w:r>
             <w:r>
               <w:rPr>
                 <w:rFonts w:ascii="Consolas" w:hAnsi="Consolas" w:cs="Consolas"/>
@@ -2343,26 +2308,16 @@
                 <w:sz w:val="18"/>
                 <w:szCs w:val="18"/>
               </w:rPr>
-              <w:t xml:space="preserve">nombreEmises()</w:t>
-            </w:r>
-            <w:r>
-              <w:rPr>
-                <w:sz w:val="22"/>
-                <w:szCs w:val="22"/>
-              </w:rPr>
-              <w:t xml:space="preserve"> après trois créations</w:t>
-            </w:r>
-            <w:r>
-              <w:rPr>
-                <w:sz w:val="22"/>
-                <w:szCs w:val="22"/>
-              </w:rPr>
-              <w:t xml:space="preserve">3</w:t>
-            </w:r>
-          </w:p>
-          <w:p>
-            <w:pPr>
-              <w:spacing w:after="80"/>
+              <w:tab/>
+              <w:t xml:space="preserve">0</w:t>
+            </w:r>
+          </w:p>
+          <w:p>
+            <w:pPr>
+              <w:tabs>
+                <w:tab w:val="left" w:pos="4300"/>
+              </w:tabs>
+              <w:spacing w:after="40"/>
             </w:pPr>
             <w:r>
               <w:rPr>
@@ -2371,27 +2326,8 @@
                 <w:sz w:val="18"/>
                 <w:szCs w:val="18"/>
               </w:rPr>
-              <w:t xml:space="preserve">toString()</w:t>
-            </w:r>
-            <w:r>
-              <w:rPr>
-                <w:sz w:val="22"/>
-                <w:szCs w:val="22"/>
-              </w:rPr>
-              <w:t xml:space="preserve"> de la troisième</w:t>
-            </w:r>
-            <w:r>
-              <w:rPr>
-                <w:sz w:val="22"/>
-                <w:szCs w:val="22"/>
-              </w:rPr>
-              <w:t xml:space="preserve">Reservation n3 : Grace Hopper</w:t>
-            </w:r>
-          </w:p>
-          <w:p>
-            <w:pPr>
-              <w:spacing w:after="0"/>
-            </w:pPr>
+              <w:t xml:space="preserve">numéro de la première réservation</w:t>
+            </w:r>
             <w:r>
               <w:rPr>
                 <w:rFonts w:ascii="Consolas" w:hAnsi="Consolas" w:cs="Consolas"/>
@@ -2399,8 +2335,17 @@
                 <w:sz w:val="18"/>
                 <w:szCs w:val="18"/>
               </w:rPr>
-              <w:t xml:space="preserve">resteDeLaPlace()</w:t>
-            </w:r>
+              <w:tab/>
+              <w:t xml:space="preserve">1</w:t>
+            </w:r>
+          </w:p>
+          <w:p>
+            <w:pPr>
+              <w:tabs>
+                <w:tab w:val="left" w:pos="4300"/>
+              </w:tabs>
+              <w:spacing w:after="40"/>
+            </w:pPr>
             <w:r>
               <w:rPr>
                 <w:rFonts w:ascii="Consolas" w:hAnsi="Consolas" w:cs="Consolas"/>
@@ -2408,6 +2353,97 @@
                 <w:sz w:val="18"/>
                 <w:szCs w:val="18"/>
               </w:rPr>
+              <w:t xml:space="preserve">numéro de la troisième</w:t>
+            </w:r>
+            <w:r>
+              <w:rPr>
+                <w:rFonts w:ascii="Consolas" w:hAnsi="Consolas" w:cs="Consolas"/>
+                <w:color w:val="E97132" w:themeColor="accent2"/>
+                <w:sz w:val="18"/>
+                <w:szCs w:val="18"/>
+              </w:rPr>
+              <w:tab/>
+              <w:t xml:space="preserve">3</w:t>
+            </w:r>
+          </w:p>
+          <w:p>
+            <w:pPr>
+              <w:tabs>
+                <w:tab w:val="left" w:pos="4300"/>
+              </w:tabs>
+              <w:spacing w:after="40"/>
+            </w:pPr>
+            <w:r>
+              <w:rPr>
+                <w:rFonts w:ascii="Consolas" w:hAnsi="Consolas" w:cs="Consolas"/>
+                <w:color w:val="E97132" w:themeColor="accent2"/>
+                <w:sz w:val="18"/>
+                <w:szCs w:val="18"/>
+              </w:rPr>
+              <w:t xml:space="preserve">nombreEmises() après trois créations</w:t>
+            </w:r>
+            <w:r>
+              <w:rPr>
+                <w:rFonts w:ascii="Consolas" w:hAnsi="Consolas" w:cs="Consolas"/>
+                <w:color w:val="E97132" w:themeColor="accent2"/>
+                <w:sz w:val="18"/>
+                <w:szCs w:val="18"/>
+              </w:rPr>
+              <w:tab/>
+              <w:t xml:space="preserve">3</w:t>
+            </w:r>
+          </w:p>
+          <w:p>
+            <w:pPr>
+              <w:tabs>
+                <w:tab w:val="left" w:pos="4300"/>
+              </w:tabs>
+              <w:spacing w:after="40"/>
+            </w:pPr>
+            <w:r>
+              <w:rPr>
+                <w:rFonts w:ascii="Consolas" w:hAnsi="Consolas" w:cs="Consolas"/>
+                <w:color w:val="E97132" w:themeColor="accent2"/>
+                <w:sz w:val="18"/>
+                <w:szCs w:val="18"/>
+              </w:rPr>
+              <w:t xml:space="preserve">toString() de la troisième</w:t>
+            </w:r>
+            <w:r>
+              <w:rPr>
+                <w:rFonts w:ascii="Consolas" w:hAnsi="Consolas" w:cs="Consolas"/>
+                <w:color w:val="E97132" w:themeColor="accent2"/>
+                <w:sz w:val="18"/>
+                <w:szCs w:val="18"/>
+              </w:rPr>
+              <w:tab/>
+              <w:t xml:space="preserve">Reservation n3 : Grace Hopper</w:t>
+            </w:r>
+          </w:p>
+          <w:p>
+            <w:pPr>
+              <w:tabs>
+                <w:tab w:val="left" w:pos="4300"/>
+              </w:tabs>
+              <w:spacing w:after="0"/>
+            </w:pPr>
+            <w:r>
+              <w:rPr>
+                <w:rFonts w:ascii="Consolas" w:hAnsi="Consolas" w:cs="Consolas"/>
+                <w:color w:val="E97132" w:themeColor="accent2"/>
+                <w:sz w:val="18"/>
+                <w:szCs w:val="18"/>
+              </w:rPr>
+              <w:t xml:space="preserve">resteDeLaPlace()</w:t>
+            </w:r>
+            <w:r>
+              <w:rPr>
+                <w:rFonts w:ascii="Consolas" w:hAnsi="Consolas" w:cs="Consolas"/>
+                <w:color w:val="E97132" w:themeColor="accent2"/>
+                <w:sz w:val="18"/>
+                <w:szCs w:val="18"/>
+              </w:rPr>
+              <w:tab/>
               <w:t xml:space="preserve">true</w:t>
             </w:r>
           </w:p>
@@ -3486,7 +3522,10 @@
           </w:tcPr>
           <w:p>
             <w:pPr>
-              <w:spacing w:after="80"/>
+              <w:tabs>
+                <w:tab w:val="left" w:pos="4300"/>
+              </w:tabs>
+              <w:spacing w:after="40"/>
             </w:pPr>
             <w:r>
               <w:rPr>
@@ -3499,36 +3538,21 @@
             </w:r>
             <w:r>
               <w:rPr>
-                <w:sz w:val="22"/>
-                <w:szCs w:val="22"/>
-              </w:rPr>
-              <w:t xml:space="preserve">120</w:t>
-            </w:r>
-          </w:p>
-          <w:p>
-            <w:pPr>
-              <w:spacing w:after="80"/>
-            </w:pPr>
-            <w:r>
-              <w:rPr>
                 <w:rFonts w:ascii="Consolas" w:hAnsi="Consolas" w:cs="Consolas"/>
                 <w:color w:val="E97132" w:themeColor="accent2"/>
                 <w:sz w:val="18"/>
                 <w:szCs w:val="18"/>
               </w:rPr>
-              <w:t xml:space="preserve">deHeures(3).plus(deMinutes(35))</w:t>
-            </w:r>
-            <w:r>
-              <w:rPr>
-                <w:sz w:val="22"/>
-                <w:szCs w:val="22"/>
-              </w:rPr>
-              <w:t xml:space="preserve">3h35</w:t>
-            </w:r>
-          </w:p>
-          <w:p>
-            <w:pPr>
-              <w:spacing w:after="80"/>
+              <w:tab/>
+              <w:t xml:space="preserve">120</w:t>
+            </w:r>
+          </w:p>
+          <w:p>
+            <w:pPr>
+              <w:tabs>
+                <w:tab w:val="left" w:pos="4300"/>
+              </w:tabs>
+              <w:spacing w:after="40"/>
             </w:pPr>
             <w:r>
               <w:rPr>
@@ -3537,20 +3561,8 @@
                 <w:sz w:val="18"/>
                 <w:szCs w:val="18"/>
               </w:rPr>
-              <w:t xml:space="preserve">deMinutes(15)</w:t>
-            </w:r>
-            <w:r>
-              <w:rPr>
-                <w:sz w:val="22"/>
-                <w:szCs w:val="22"/>
-              </w:rPr>
-              <w:t xml:space="preserve">15min</w:t>
-            </w:r>
-          </w:p>
-          <w:p>
-            <w:pPr>
-              <w:spacing w:after="80"/>
-            </w:pPr>
+              <w:t xml:space="preserve">deHeures(3).plus(deMinutes(35))</w:t>
+            </w:r>
             <w:r>
               <w:rPr>
                 <w:rFonts w:ascii="Consolas" w:hAnsi="Consolas" w:cs="Consolas"/>
@@ -3558,19 +3570,16 @@
                 <w:sz w:val="18"/>
                 <w:szCs w:val="18"/>
               </w:rPr>
-              <w:t xml:space="preserve">deHeures(2)</w:t>
-            </w:r>
-            <w:r>
-              <w:rPr>
-                <w:sz w:val="22"/>
-                <w:szCs w:val="22"/>
-              </w:rPr>
-              <w:t xml:space="preserve">2h00</w:t>
-            </w:r>
-          </w:p>
-          <w:p>
-            <w:pPr>
-              <w:spacing w:after="80"/>
+              <w:tab/>
+              <w:t xml:space="preserve">3h35</w:t>
+            </w:r>
+          </w:p>
+          <w:p>
+            <w:pPr>
+              <w:tabs>
+                <w:tab w:val="left" w:pos="4300"/>
+              </w:tabs>
+              <w:spacing w:after="40"/>
             </w:pPr>
             <w:r>
               <w:rPr>
@@ -3579,20 +3588,8 @@
                 <w:sz w:val="18"/>
                 <w:szCs w:val="18"/>
               </w:rPr>
-              <w:t xml:space="preserve">total(3h35, 15min, 3h35)</w:t>
-            </w:r>
-            <w:r>
-              <w:rPr>
-                <w:sz w:val="22"/>
-                <w:szCs w:val="22"/>
-              </w:rPr>
-              <w:t xml:space="preserve">7h25</w:t>
-            </w:r>
-          </w:p>
-          <w:p>
-            <w:pPr>
-              <w:spacing w:after="80"/>
-            </w:pPr>
+              <w:t xml:space="preserve">deMinutes(15)</w:t>
+            </w:r>
             <w:r>
               <w:rPr>
                 <w:rFonts w:ascii="Consolas" w:hAnsi="Consolas" w:cs="Consolas"/>
@@ -3600,27 +3597,17 @@
                 <w:sz w:val="18"/>
                 <w:szCs w:val="18"/>
               </w:rPr>
-              <w:t xml:space="preserve">total()</w:t>
-            </w:r>
-            <w:r>
-              <w:rPr>
-                <w:sz w:val="22"/>
-                <w:szCs w:val="22"/>
-              </w:rPr>
-              <w:t xml:space="preserve">0min</w:t>
-            </w:r>
-          </w:p>
-          <w:p>
-            <w:pPr>
-              <w:spacing w:after="0"/>
-            </w:pPr>
-            <w:r>
-              <w:rPr>
-                <w:sz w:val="22"/>
-                <w:szCs w:val="22"/>
-              </w:rPr>
-              <w:t xml:space="preserve">après </w:t>
-            </w:r>
+              <w:tab/>
+              <w:t xml:space="preserve">15min</w:t>
+            </w:r>
+          </w:p>
+          <w:p>
+            <w:pPr>
+              <w:tabs>
+                <w:tab w:val="left" w:pos="4300"/>
+              </w:tabs>
+              <w:spacing w:after="40"/>
+            </w:pPr>
             <w:r>
               <w:rPr>
                 <w:rFonts w:ascii="Consolas" w:hAnsi="Consolas" w:cs="Consolas"/>
@@ -3628,20 +3615,97 @@
                 <w:sz w:val="18"/>
                 <w:szCs w:val="18"/>
               </w:rPr>
-              <w:t xml:space="preserve">a.plus(b)</w:t>
-            </w:r>
-            <w:r>
-              <w:rPr>
-                <w:sz w:val="22"/>
-                <w:szCs w:val="22"/>
-              </w:rPr>
-              <w:t xml:space="preserve">, a vaut toujours</w:t>
-            </w:r>
-            <w:r>
-              <w:rPr>
-                <w:sz w:val="22"/>
-                <w:szCs w:val="22"/>
-              </w:rPr>
+              <w:t xml:space="preserve">deHeures(2)</w:t>
+            </w:r>
+            <w:r>
+              <w:rPr>
+                <w:rFonts w:ascii="Consolas" w:hAnsi="Consolas" w:cs="Consolas"/>
+                <w:color w:val="E97132" w:themeColor="accent2"/>
+                <w:sz w:val="18"/>
+                <w:szCs w:val="18"/>
+              </w:rPr>
+              <w:tab/>
+              <w:t xml:space="preserve">2h00</w:t>
+            </w:r>
+          </w:p>
+          <w:p>
+            <w:pPr>
+              <w:tabs>
+                <w:tab w:val="left" w:pos="4300"/>
+              </w:tabs>
+              <w:spacing w:after="40"/>
+            </w:pPr>
+            <w:r>
+              <w:rPr>
+                <w:rFonts w:ascii="Consolas" w:hAnsi="Consolas" w:cs="Consolas"/>
+                <w:color w:val="E97132" w:themeColor="accent2"/>
+                <w:sz w:val="18"/>
+                <w:szCs w:val="18"/>
+              </w:rPr>
+              <w:t xml:space="preserve">total(3h35, 15min, 3h35)</w:t>
+            </w:r>
+            <w:r>
+              <w:rPr>
+                <w:rFonts w:ascii="Consolas" w:hAnsi="Consolas" w:cs="Consolas"/>
+                <w:color w:val="E97132" w:themeColor="accent2"/>
+                <w:sz w:val="18"/>
+                <w:szCs w:val="18"/>
+              </w:rPr>
+              <w:tab/>
+              <w:t xml:space="preserve">7h25</w:t>
+            </w:r>
+          </w:p>
+          <w:p>
+            <w:pPr>
+              <w:tabs>
+                <w:tab w:val="left" w:pos="4300"/>
+              </w:tabs>
+              <w:spacing w:after="40"/>
+            </w:pPr>
+            <w:r>
+              <w:rPr>
+                <w:rFonts w:ascii="Consolas" w:hAnsi="Consolas" w:cs="Consolas"/>
+                <w:color w:val="E97132" w:themeColor="accent2"/>
+                <w:sz w:val="18"/>
+                <w:szCs w:val="18"/>
+              </w:rPr>
+              <w:t xml:space="preserve">total()</w:t>
+            </w:r>
+            <w:r>
+              <w:rPr>
+                <w:rFonts w:ascii="Consolas" w:hAnsi="Consolas" w:cs="Consolas"/>
+                <w:color w:val="E97132" w:themeColor="accent2"/>
+                <w:sz w:val="18"/>
+                <w:szCs w:val="18"/>
+              </w:rPr>
+              <w:tab/>
+              <w:t xml:space="preserve">0min</w:t>
+            </w:r>
+          </w:p>
+          <w:p>
+            <w:pPr>
+              <w:tabs>
+                <w:tab w:val="left" w:pos="4300"/>
+              </w:tabs>
+              <w:spacing w:after="0"/>
+            </w:pPr>
+            <w:r>
+              <w:rPr>
+                <w:rFonts w:ascii="Consolas" w:hAnsi="Consolas" w:cs="Consolas"/>
+                <w:color w:val="E97132" w:themeColor="accent2"/>
+                <w:sz w:val="18"/>
+                <w:szCs w:val="18"/>
+              </w:rPr>
+              <w:t xml:space="preserve">après a.plus(b), a vaut toujours</w:t>
+            </w:r>
+            <w:r>
+              <w:rPr>
+                <w:rFonts w:ascii="Consolas" w:hAnsi="Consolas" w:cs="Consolas"/>
+                <w:color w:val="E97132" w:themeColor="accent2"/>
+                <w:sz w:val="18"/>
+                <w:szCs w:val="18"/>
+              </w:rPr>
+              <w:tab/>
               <w:t xml:space="preserve">sa valeur initiale</w:t>
             </w:r>
           </w:p>
@@ -3991,7 +4055,7 @@
       <w:fldChar w:fldCharType="separate"/>
     </w:r>
     <w:r>
-      <w:t>6</w:t>
+      <w:t>7</w:t>
     </w:r>
     <w:r>
       <w:fldChar w:fldCharType="end"/>

--- a/enonces/STA_enonces.docx
+++ b/enonces/STA_enonces.docx
@@ -2048,7 +2048,7 @@
           <w:sz w:val="22"/>
           <w:szCs w:val="22"/>
         </w:rPr>
-        <w:t xml:space="preserve"> rendant </w:t>
+        <w:t xml:space="preserve"> retournant </w:t>
       </w:r>
       <w:r>
         <w:rPr>
@@ -3139,7 +3139,7 @@
                 <w:sz w:val="20"/>
                 <w:szCs w:val="20"/>
               </w:rPr>
-              <w:t xml:space="preserve">rend le nombre total de minutes</w:t>
+              <w:t xml:space="preserve">retourne le nombre total de minutes</w:t>
             </w:r>
           </w:p>
         </w:tc>
@@ -3192,7 +3192,7 @@
                 <w:sz w:val="20"/>
                 <w:szCs w:val="20"/>
               </w:rPr>
-              <w:t xml:space="preserve">rend une NOUVELLE durée, somme des deux</w:t>
+              <w:t xml:space="preserve">retourne une NOUVELLE durée, somme des deux</w:t>
             </w:r>
           </w:p>
         </w:tc>
@@ -3374,7 +3374,7 @@
           <w:sz w:val="22"/>
           <w:szCs w:val="22"/>
         </w:rPr>
-        <w:t xml:space="preserve">, qui doit rendre une durée nulle.</w:t>
+        <w:t xml:space="preserve">, qui doit retourner une durée nulle.</w:t>
       </w:r>
     </w:p>
     <w:tbl>
@@ -3439,7 +3439,7 @@
                 <w:sz w:val="22"/>
                 <w:szCs w:val="22"/>
               </w:rPr>
-              <w:t xml:space="preserve"> rend une NOUVELLE durée : ni celle sur laquelle on l'appelle, ni celle qu'on lui passe ne changent.</w:t>
+              <w:t xml:space="preserve"> retourne une NOUVELLE durée : ni celle sur laquelle on l'appelle, ni celle qu'on lui passe ne changent.</w:t>
             </w:r>
           </w:p>
           <w:p>

--- a/enonces/STA_enonces.docx
+++ b/enonces/STA_enonces.docx
@@ -2522,6 +2522,7 @@
           <w:color w:val="E97132" w:themeColor="accent2"/>
           <w:sz w:val="18"/>
           <w:szCs w:val="18"/>
+          <w:u w:val="none"/>
         </w:rPr>
         <w:t xml:space="preserve">CC-OBJ.1</w:t>
       </w:r>
@@ -2555,6 +2556,7 @@
           <w:color w:val="E97132" w:themeColor="accent2"/>
           <w:sz w:val="18"/>
           <w:szCs w:val="18"/>
+          <w:u w:val="none"/>
         </w:rPr>
         <w:t xml:space="preserve">CC-TST.3</w:t>
       </w:r>
@@ -2604,6 +2606,7 @@
           <w:color w:val="E97132" w:themeColor="accent2"/>
           <w:sz w:val="18"/>
           <w:szCs w:val="18"/>
+          <w:u w:val="none"/>
         </w:rPr>
         <w:t xml:space="preserve">CC-NOM.7</w:t>
       </w:r>
@@ -3866,6 +3869,7 @@
           <w:color w:val="E97132" w:themeColor="accent2"/>
           <w:sz w:val="18"/>
           <w:szCs w:val="18"/>
+          <w:u w:val="none"/>
         </w:rPr>
         <w:t xml:space="preserve">CC-CLS.1</w:t>
       </w:r>
@@ -3940,6 +3944,7 @@
           <w:color w:val="E97132" w:themeColor="accent2"/>
           <w:sz w:val="18"/>
           <w:szCs w:val="18"/>
+          <w:u w:val="none"/>
         </w:rPr>
         <w:t xml:space="preserve">CC-MET.5</w:t>
       </w:r>

--- a/enonces/STA_enonces.docx
+++ b/enonces/STA_enonces.docx
@@ -1036,8 +1036,8 @@
             <w:hyperlink w:history="1" w:anchor="ex-STA-1">
               <w:r>
                 <w:rPr>
-                  <w:rFonts w:ascii="Consolas" w:cs="Consolas" w:eastAsia="Consolas" w:hAnsi="Consolas"/>
-                  <w:color w:val="2B6CB0"/>
+                  <w:rFonts w:ascii="Consolas" w:hAnsi="Consolas" w:cs="Consolas"/>
+                  <w:color w:val="0563C1"/>
                   <w:sz w:val="18"/>
                   <w:szCs w:val="18"/>
                   <w:u w:val="single"/>
@@ -1117,8 +1117,8 @@
             <w:hyperlink w:history="1" w:anchor="ex-STA-2">
               <w:r>
                 <w:rPr>
-                  <w:rFonts w:ascii="Consolas" w:cs="Consolas" w:eastAsia="Consolas" w:hAnsi="Consolas"/>
-                  <w:color w:val="2B6CB0"/>
+                  <w:rFonts w:ascii="Consolas" w:hAnsi="Consolas" w:cs="Consolas"/>
+                  <w:color w:val="0563C1"/>
                   <w:sz w:val="18"/>
                   <w:szCs w:val="18"/>
                   <w:u w:val="single"/>
